--- a/2026年7月2日_3场预测.docx
+++ b/2026年7月2日_3场预测.docx
@@ -12497,6 +12497,3168 @@
           <w:sz w:val="14"/>
         </w:rPr>
         <w:t>预测仅供分析参考  |  生成工具: python-docx</w:t>
+      </w:r>
+    </w:p>
+    <w:p>
+      <w:r>
+        <w:br w:type="page"/>
+      </w:r>
+    </w:p>
+    <w:p>
+      <w:pPr>
+        <w:spacing w:after="80" w:before="40"/>
+        <w:jc w:val="center"/>
+      </w:pPr>
+      <w:r>
+        <w:rPr>
+          <w:rFonts w:ascii="微软雅黑" w:hAnsi="微软雅黑" w:eastAsia="微软雅黑"/>
+          <w:b/>
+          <w:color w:val="C0392B"/>
+          <w:sz w:val="40"/>
+        </w:rPr>
+        <w:t>🇧🆪 vs 🇸🇳 首发确认更新</w:t>
+      </w:r>
+    </w:p>
+    <w:p>
+      <w:pPr>
+        <w:spacing w:after="240" w:before="40"/>
+        <w:jc w:val="center"/>
+      </w:pPr>
+      <w:r>
+        <w:rPr>
+          <w:rFonts w:ascii="微软雅黑" w:hAnsi="微软雅黑" w:eastAsia="微软雅黑"/>
+          <w:b/>
+          <w:color w:val="1A1A2E"/>
+          <w:sz w:val="28"/>
+        </w:rPr>
+        <w:t>比赛2: 比利时 vs 塞内加尔 — ESPN官方首发 (03:00 BJT)</w:t>
+      </w:r>
+    </w:p>
+    <w:p>
+      <w:pPr>
+        <w:spacing w:after="80" w:before="40"/>
+        <w:jc w:val="left"/>
+      </w:pPr>
+      <w:r>
+        <w:rPr>
+          <w:rFonts w:ascii="微软雅黑" w:hAnsi="微软雅黑" w:eastAsia="微软雅黑"/>
+          <w:b/>
+          <w:color w:val="27AE60"/>
+          <w:sz w:val="24"/>
+        </w:rPr>
+        <w:t>• 比利时首发 (4-2-3-1) — 完全命中预测</w:t>
+      </w:r>
+    </w:p>
+    <w:tbl>
+      <w:tblPr>
+        <w:tblStyle w:val="TableGrid"/>
+        <w:tblW w:type="auto" w:w="0"/>
+        <w:tblLook w:firstColumn="1" w:firstRow="1" w:lastColumn="0" w:lastRow="0" w:noHBand="0" w:noVBand="1" w:val="04A0"/>
+      </w:tblPr>
+      <w:tblGrid>
+        <w:gridCol w:w="3784"/>
+        <w:gridCol w:w="3784"/>
+        <w:gridCol w:w="3784"/>
+        <w:gridCol w:w="3784"/>
+      </w:tblGrid>
+      <w:tr>
+        <w:tc>
+          <w:tcPr>
+            <w:tcW w:type="dxa" w:w="3784"/>
+            <w:shd w:fill="1A1A2E"/>
+          </w:tcPr>
+          <w:p>
+            <w:pPr>
+              <w:jc w:val="center"/>
+            </w:pPr>
+            <w:r/>
+            <w:r>
+              <w:rPr>
+                <w:rFonts w:ascii="微软雅黑" w:hAnsi="微软雅黑" w:eastAsia="微软雅黑"/>
+                <w:b/>
+                <w:color w:val="FFFFFF"/>
+                <w:sz w:val="18"/>
+              </w:rPr>
+              <w:t>#</w:t>
+            </w:r>
+          </w:p>
+        </w:tc>
+        <w:tc>
+          <w:tcPr>
+            <w:tcW w:type="dxa" w:w="3784"/>
+            <w:shd w:fill="1A1A2E"/>
+          </w:tcPr>
+          <w:p>
+            <w:pPr>
+              <w:jc w:val="center"/>
+            </w:pPr>
+            <w:r/>
+            <w:r>
+              <w:rPr>
+                <w:rFonts w:ascii="微软雅黑" w:hAnsi="微软雅黑" w:eastAsia="微软雅黑"/>
+                <w:b/>
+                <w:color w:val="FFFFFF"/>
+                <w:sz w:val="18"/>
+              </w:rPr>
+              <w:t>球员</w:t>
+            </w:r>
+          </w:p>
+        </w:tc>
+        <w:tc>
+          <w:tcPr>
+            <w:tcW w:type="dxa" w:w="3784"/>
+            <w:shd w:fill="1A1A2E"/>
+          </w:tcPr>
+          <w:p>
+            <w:pPr>
+              <w:jc w:val="center"/>
+            </w:pPr>
+            <w:r/>
+            <w:r>
+              <w:rPr>
+                <w:rFonts w:ascii="微软雅黑" w:hAnsi="微软雅黑" w:eastAsia="微软雅黑"/>
+                <w:b/>
+                <w:color w:val="FFFFFF"/>
+                <w:sz w:val="18"/>
+              </w:rPr>
+              <w:t>位置</w:t>
+            </w:r>
+          </w:p>
+        </w:tc>
+        <w:tc>
+          <w:tcPr>
+            <w:tcW w:type="dxa" w:w="3784"/>
+            <w:shd w:fill="1A1A2E"/>
+          </w:tcPr>
+          <w:p>
+            <w:pPr>
+              <w:jc w:val="center"/>
+            </w:pPr>
+            <w:r/>
+            <w:r>
+              <w:rPr>
+                <w:rFonts w:ascii="微软雅黑" w:hAnsi="微软雅黑" w:eastAsia="微软雅黑"/>
+                <w:b/>
+                <w:color w:val="FFFFFF"/>
+                <w:sz w:val="18"/>
+              </w:rPr>
+              <w:t>备注</w:t>
+            </w:r>
+          </w:p>
+        </w:tc>
+      </w:tr>
+      <w:tr>
+        <w:tc>
+          <w:tcPr>
+            <w:tcW w:type="dxa" w:w="3784"/>
+            <w:shd w:fill="F2F2"/>
+          </w:tcPr>
+          <w:p>
+            <w:pPr>
+              <w:jc w:val="left"/>
+            </w:pPr>
+            <w:r/>
+            <w:r>
+              <w:rPr>
+                <w:rFonts w:ascii="微软雅黑" w:hAnsi="微软雅黑" w:eastAsia="微软雅黑"/>
+                <w:b w:val="0"/>
+                <w:sz w:val="17"/>
+              </w:rPr>
+              <w:t>1</w:t>
+            </w:r>
+          </w:p>
+        </w:tc>
+        <w:tc>
+          <w:tcPr>
+            <w:tcW w:type="dxa" w:w="3784"/>
+            <w:shd w:fill="F2F2"/>
+          </w:tcPr>
+          <w:p>
+            <w:pPr>
+              <w:jc w:val="center"/>
+            </w:pPr>
+            <w:r/>
+            <w:r>
+              <w:rPr>
+                <w:rFonts w:ascii="微软雅黑" w:hAnsi="微软雅黑" w:eastAsia="微软雅黑"/>
+                <w:b w:val="0"/>
+                <w:sz w:val="17"/>
+              </w:rPr>
+              <w:t>Courtois 库尔图瓦</w:t>
+            </w:r>
+          </w:p>
+        </w:tc>
+        <w:tc>
+          <w:tcPr>
+            <w:tcW w:type="dxa" w:w="3784"/>
+            <w:shd w:fill="F2F2"/>
+          </w:tcPr>
+          <w:p>
+            <w:pPr>
+              <w:jc w:val="center"/>
+            </w:pPr>
+            <w:r/>
+            <w:r>
+              <w:rPr>
+                <w:rFonts w:ascii="微软雅黑" w:hAnsi="微软雅黑" w:eastAsia="微软雅黑"/>
+                <w:b w:val="0"/>
+                <w:sz w:val="17"/>
+              </w:rPr>
+              <w:t>GK</w:t>
+            </w:r>
+          </w:p>
+        </w:tc>
+        <w:tc>
+          <w:tcPr>
+            <w:tcW w:type="dxa" w:w="3784"/>
+            <w:shd w:fill="F2F2"/>
+          </w:tcPr>
+          <w:p>
+            <w:pPr>
+              <w:jc w:val="center"/>
+            </w:pPr>
+            <w:r/>
+            <w:r>
+              <w:rPr>
+                <w:rFonts w:ascii="微软雅黑" w:hAnsi="微软雅黑" w:eastAsia="微软雅黑"/>
+                <w:b w:val="0"/>
+                <w:sz w:val="17"/>
+              </w:rPr>
+            </w:r>
+          </w:p>
+        </w:tc>
+      </w:tr>
+      <w:tr>
+        <w:tc>
+          <w:tcPr>
+            <w:tcW w:type="dxa" w:w="3784"/>
+          </w:tcPr>
+          <w:p>
+            <w:pPr>
+              <w:jc w:val="left"/>
+            </w:pPr>
+            <w:r/>
+            <w:r>
+              <w:rPr>
+                <w:rFonts w:ascii="微软雅黑" w:hAnsi="微软雅黑" w:eastAsia="微软雅黑"/>
+                <w:b w:val="0"/>
+                <w:sz w:val="17"/>
+              </w:rPr>
+              <w:t>21</w:t>
+            </w:r>
+          </w:p>
+        </w:tc>
+        <w:tc>
+          <w:tcPr>
+            <w:tcW w:type="dxa" w:w="3784"/>
+          </w:tcPr>
+          <w:p>
+            <w:pPr>
+              <w:jc w:val="center"/>
+            </w:pPr>
+            <w:r/>
+            <w:r>
+              <w:rPr>
+                <w:rFonts w:ascii="微软雅黑" w:hAnsi="微软雅黑" w:eastAsia="微软雅黑"/>
+                <w:b w:val="0"/>
+                <w:sz w:val="17"/>
+              </w:rPr>
+              <w:t>Castagne 卡斯塔涅</w:t>
+            </w:r>
+          </w:p>
+        </w:tc>
+        <w:tc>
+          <w:tcPr>
+            <w:tcW w:type="dxa" w:w="3784"/>
+          </w:tcPr>
+          <w:p>
+            <w:pPr>
+              <w:jc w:val="center"/>
+            </w:pPr>
+            <w:r/>
+            <w:r>
+              <w:rPr>
+                <w:rFonts w:ascii="微软雅黑" w:hAnsi="微软雅黑" w:eastAsia="微软雅黑"/>
+                <w:b w:val="0"/>
+                <w:sz w:val="17"/>
+              </w:rPr>
+              <w:t>RB</w:t>
+            </w:r>
+          </w:p>
+        </w:tc>
+        <w:tc>
+          <w:tcPr>
+            <w:tcW w:type="dxa" w:w="3784"/>
+          </w:tcPr>
+          <w:p>
+            <w:pPr>
+              <w:jc w:val="center"/>
+            </w:pPr>
+            <w:r/>
+            <w:r>
+              <w:rPr>
+                <w:rFonts w:ascii="微软雅黑" w:hAnsi="微软雅黑" w:eastAsia="微软雅黑"/>
+                <w:b w:val="0"/>
+                <w:sz w:val="17"/>
+              </w:rPr>
+            </w:r>
+          </w:p>
+        </w:tc>
+      </w:tr>
+      <w:tr>
+        <w:tc>
+          <w:tcPr>
+            <w:tcW w:type="dxa" w:w="3784"/>
+            <w:shd w:fill="F2F2"/>
+          </w:tcPr>
+          <w:p>
+            <w:pPr>
+              <w:jc w:val="left"/>
+            </w:pPr>
+            <w:r/>
+            <w:r>
+              <w:rPr>
+                <w:rFonts w:ascii="微软雅黑" w:hAnsi="微软雅黑" w:eastAsia="微软雅黑"/>
+                <w:b w:val="0"/>
+                <w:sz w:val="17"/>
+              </w:rPr>
+              <w:t>4</w:t>
+            </w:r>
+          </w:p>
+        </w:tc>
+        <w:tc>
+          <w:tcPr>
+            <w:tcW w:type="dxa" w:w="3784"/>
+            <w:shd w:fill="F2F2"/>
+          </w:tcPr>
+          <w:p>
+            <w:pPr>
+              <w:jc w:val="center"/>
+            </w:pPr>
+            <w:r/>
+            <w:r>
+              <w:rPr>
+                <w:rFonts w:ascii="微软雅黑" w:hAnsi="微软雅黑" w:eastAsia="微软雅黑"/>
+                <w:b w:val="0"/>
+                <w:sz w:val="17"/>
+              </w:rPr>
+              <w:t>Mechele 梅赫勒</w:t>
+            </w:r>
+          </w:p>
+        </w:tc>
+        <w:tc>
+          <w:tcPr>
+            <w:tcW w:type="dxa" w:w="3784"/>
+            <w:shd w:fill="F2F2"/>
+          </w:tcPr>
+          <w:p>
+            <w:pPr>
+              <w:jc w:val="center"/>
+            </w:pPr>
+            <w:r/>
+            <w:r>
+              <w:rPr>
+                <w:rFonts w:ascii="微软雅黑" w:hAnsi="微软雅黑" w:eastAsia="微软雅黑"/>
+                <w:b w:val="0"/>
+                <w:sz w:val="17"/>
+              </w:rPr>
+              <w:t>CB</w:t>
+            </w:r>
+          </w:p>
+        </w:tc>
+        <w:tc>
+          <w:tcPr>
+            <w:tcW w:type="dxa" w:w="3784"/>
+            <w:shd w:fill="F2F2"/>
+          </w:tcPr>
+          <w:p>
+            <w:pPr>
+              <w:jc w:val="center"/>
+            </w:pPr>
+            <w:r/>
+            <w:r>
+              <w:rPr>
+                <w:rFonts w:ascii="微软雅黑" w:hAnsi="微软雅黑" w:eastAsia="微软雅黑"/>
+                <w:b w:val="0"/>
+                <w:sz w:val="17"/>
+              </w:rPr>
+            </w:r>
+          </w:p>
+        </w:tc>
+      </w:tr>
+      <w:tr>
+        <w:tc>
+          <w:tcPr>
+            <w:tcW w:type="dxa" w:w="3784"/>
+          </w:tcPr>
+          <w:p>
+            <w:pPr>
+              <w:jc w:val="left"/>
+            </w:pPr>
+            <w:r/>
+            <w:r>
+              <w:rPr>
+                <w:rFonts w:ascii="微软雅黑" w:hAnsi="微软雅黑" w:eastAsia="微软雅黑"/>
+                <w:b w:val="0"/>
+                <w:sz w:val="17"/>
+              </w:rPr>
+              <w:t>3</w:t>
+            </w:r>
+          </w:p>
+        </w:tc>
+        <w:tc>
+          <w:tcPr>
+            <w:tcW w:type="dxa" w:w="3784"/>
+          </w:tcPr>
+          <w:p>
+            <w:pPr>
+              <w:jc w:val="center"/>
+            </w:pPr>
+            <w:r/>
+            <w:r>
+              <w:rPr>
+                <w:rFonts w:ascii="微软雅黑" w:hAnsi="微软雅黑" w:eastAsia="微软雅黑"/>
+                <w:b w:val="0"/>
+                <w:sz w:val="17"/>
+              </w:rPr>
+              <w:t>Theate 泰特</w:t>
+            </w:r>
+          </w:p>
+        </w:tc>
+        <w:tc>
+          <w:tcPr>
+            <w:tcW w:type="dxa" w:w="3784"/>
+          </w:tcPr>
+          <w:p>
+            <w:pPr>
+              <w:jc w:val="center"/>
+            </w:pPr>
+            <w:r/>
+            <w:r>
+              <w:rPr>
+                <w:rFonts w:ascii="微软雅黑" w:hAnsi="微软雅黑" w:eastAsia="微软雅黑"/>
+                <w:b w:val="0"/>
+                <w:sz w:val="17"/>
+              </w:rPr>
+              <w:t>CB</w:t>
+            </w:r>
+          </w:p>
+        </w:tc>
+        <w:tc>
+          <w:tcPr>
+            <w:tcW w:type="dxa" w:w="3784"/>
+          </w:tcPr>
+          <w:p>
+            <w:pPr>
+              <w:jc w:val="center"/>
+            </w:pPr>
+            <w:r/>
+            <w:r>
+              <w:rPr>
+                <w:rFonts w:ascii="微软雅黑" w:hAnsi="微软雅黑" w:eastAsia="微软雅黑"/>
+                <w:b w:val="0"/>
+                <w:sz w:val="17"/>
+              </w:rPr>
+            </w:r>
+          </w:p>
+        </w:tc>
+      </w:tr>
+      <w:tr>
+        <w:tc>
+          <w:tcPr>
+            <w:tcW w:type="dxa" w:w="3784"/>
+            <w:shd w:fill="F2F2"/>
+          </w:tcPr>
+          <w:p>
+            <w:pPr>
+              <w:jc w:val="left"/>
+            </w:pPr>
+            <w:r/>
+            <w:r>
+              <w:rPr>
+                <w:rFonts w:ascii="微软雅黑" w:hAnsi="微软雅黑" w:eastAsia="微软雅黑"/>
+                <w:b w:val="0"/>
+                <w:sz w:val="17"/>
+              </w:rPr>
+              <w:t>5</w:t>
+            </w:r>
+          </w:p>
+        </w:tc>
+        <w:tc>
+          <w:tcPr>
+            <w:tcW w:type="dxa" w:w="3784"/>
+            <w:shd w:fill="F2F2"/>
+          </w:tcPr>
+          <w:p>
+            <w:pPr>
+              <w:jc w:val="center"/>
+            </w:pPr>
+            <w:r/>
+            <w:r>
+              <w:rPr>
+                <w:rFonts w:ascii="微软雅黑" w:hAnsi="微软雅黑" w:eastAsia="微软雅黑"/>
+                <w:b w:val="0"/>
+                <w:sz w:val="17"/>
+              </w:rPr>
+              <w:t>De Cuyper 德克伊珀</w:t>
+            </w:r>
+          </w:p>
+        </w:tc>
+        <w:tc>
+          <w:tcPr>
+            <w:tcW w:type="dxa" w:w="3784"/>
+            <w:shd w:fill="F2F2"/>
+          </w:tcPr>
+          <w:p>
+            <w:pPr>
+              <w:jc w:val="center"/>
+            </w:pPr>
+            <w:r/>
+            <w:r>
+              <w:rPr>
+                <w:rFonts w:ascii="微软雅黑" w:hAnsi="微软雅黑" w:eastAsia="微软雅黑"/>
+                <w:b w:val="0"/>
+                <w:sz w:val="17"/>
+              </w:rPr>
+              <w:t>LB</w:t>
+            </w:r>
+          </w:p>
+        </w:tc>
+        <w:tc>
+          <w:tcPr>
+            <w:tcW w:type="dxa" w:w="3784"/>
+            <w:shd w:fill="F2F2"/>
+          </w:tcPr>
+          <w:p>
+            <w:pPr>
+              <w:jc w:val="center"/>
+            </w:pPr>
+            <w:r/>
+            <w:r>
+              <w:rPr>
+                <w:rFonts w:ascii="微软雅黑" w:hAnsi="微软雅黑" w:eastAsia="微软雅黑"/>
+                <w:b w:val="0"/>
+                <w:sz w:val="17"/>
+              </w:rPr>
+            </w:r>
+          </w:p>
+        </w:tc>
+      </w:tr>
+      <w:tr>
+        <w:tc>
+          <w:tcPr>
+            <w:tcW w:type="dxa" w:w="3784"/>
+          </w:tcPr>
+          <w:p>
+            <w:pPr>
+              <w:jc w:val="left"/>
+            </w:pPr>
+            <w:r/>
+            <w:r>
+              <w:rPr>
+                <w:rFonts w:ascii="微软雅黑" w:hAnsi="微软雅黑" w:eastAsia="微软雅黑"/>
+                <w:b w:val="0"/>
+                <w:sz w:val="17"/>
+              </w:rPr>
+              <w:t>8</w:t>
+            </w:r>
+          </w:p>
+        </w:tc>
+        <w:tc>
+          <w:tcPr>
+            <w:tcW w:type="dxa" w:w="3784"/>
+          </w:tcPr>
+          <w:p>
+            <w:pPr>
+              <w:jc w:val="center"/>
+            </w:pPr>
+            <w:r/>
+            <w:r>
+              <w:rPr>
+                <w:rFonts w:ascii="微软雅黑" w:hAnsi="微软雅黑" w:eastAsia="微软雅黑"/>
+                <w:b w:val="0"/>
+                <w:sz w:val="17"/>
+              </w:rPr>
+              <w:t>Tielemans 蒂勒曼斯</w:t>
+            </w:r>
+          </w:p>
+        </w:tc>
+        <w:tc>
+          <w:tcPr>
+            <w:tcW w:type="dxa" w:w="3784"/>
+          </w:tcPr>
+          <w:p>
+            <w:pPr>
+              <w:jc w:val="center"/>
+            </w:pPr>
+            <w:r/>
+            <w:r>
+              <w:rPr>
+                <w:rFonts w:ascii="微软雅黑" w:hAnsi="微软雅黑" w:eastAsia="微软雅黑"/>
+                <w:b w:val="0"/>
+                <w:sz w:val="17"/>
+              </w:rPr>
+              <w:t>CM</w:t>
+            </w:r>
+          </w:p>
+        </w:tc>
+        <w:tc>
+          <w:tcPr>
+            <w:tcW w:type="dxa" w:w="3784"/>
+          </w:tcPr>
+          <w:p>
+            <w:pPr>
+              <w:jc w:val="center"/>
+            </w:pPr>
+            <w:r/>
+            <w:r>
+              <w:rPr>
+                <w:rFonts w:ascii="微软雅黑" w:hAnsi="微软雅黑" w:eastAsia="微软雅黑"/>
+                <w:b w:val="0"/>
+                <w:sz w:val="17"/>
+              </w:rPr>
+              <w:t>队长</w:t>
+            </w:r>
+          </w:p>
+        </w:tc>
+      </w:tr>
+      <w:tr>
+        <w:tc>
+          <w:tcPr>
+            <w:tcW w:type="dxa" w:w="3784"/>
+            <w:shd w:fill="F2F2"/>
+          </w:tcPr>
+          <w:p>
+            <w:pPr>
+              <w:jc w:val="left"/>
+            </w:pPr>
+            <w:r/>
+            <w:r>
+              <w:rPr>
+                <w:rFonts w:ascii="微软雅黑" w:hAnsi="微软雅黑" w:eastAsia="微软雅黑"/>
+                <w:b w:val="0"/>
+                <w:sz w:val="17"/>
+              </w:rPr>
+              <w:t>20</w:t>
+            </w:r>
+          </w:p>
+        </w:tc>
+        <w:tc>
+          <w:tcPr>
+            <w:tcW w:type="dxa" w:w="3784"/>
+            <w:shd w:fill="F2F2"/>
+          </w:tcPr>
+          <w:p>
+            <w:pPr>
+              <w:jc w:val="center"/>
+            </w:pPr>
+            <w:r/>
+            <w:r>
+              <w:rPr>
+                <w:rFonts w:ascii="微软雅黑" w:hAnsi="微软雅黑" w:eastAsia="微软雅黑"/>
+                <w:b w:val="0"/>
+                <w:sz w:val="17"/>
+              </w:rPr>
+              <w:t>Vanaken 瓦纳肯</w:t>
+            </w:r>
+          </w:p>
+        </w:tc>
+        <w:tc>
+          <w:tcPr>
+            <w:tcW w:type="dxa" w:w="3784"/>
+            <w:shd w:fill="F2F2"/>
+          </w:tcPr>
+          <w:p>
+            <w:pPr>
+              <w:jc w:val="center"/>
+            </w:pPr>
+            <w:r/>
+            <w:r>
+              <w:rPr>
+                <w:rFonts w:ascii="微软雅黑" w:hAnsi="微软雅黑" w:eastAsia="微软雅黑"/>
+                <w:b w:val="0"/>
+                <w:sz w:val="17"/>
+              </w:rPr>
+              <w:t>CM</w:t>
+            </w:r>
+          </w:p>
+        </w:tc>
+        <w:tc>
+          <w:tcPr>
+            <w:tcW w:type="dxa" w:w="3784"/>
+            <w:shd w:fill="F2F2"/>
+          </w:tcPr>
+          <w:p>
+            <w:pPr>
+              <w:jc w:val="center"/>
+            </w:pPr>
+            <w:r/>
+            <w:r>
+              <w:rPr>
+                <w:rFonts w:ascii="微软雅黑" w:hAnsi="微软雅黑" w:eastAsia="微软雅黑"/>
+                <w:b w:val="0"/>
+                <w:sz w:val="17"/>
+              </w:rPr>
+              <w:t>✔ 预测命中</w:t>
+            </w:r>
+          </w:p>
+        </w:tc>
+      </w:tr>
+      <w:tr>
+        <w:tc>
+          <w:tcPr>
+            <w:tcW w:type="dxa" w:w="3784"/>
+          </w:tcPr>
+          <w:p>
+            <w:pPr>
+              <w:jc w:val="left"/>
+            </w:pPr>
+            <w:r/>
+            <w:r>
+              <w:rPr>
+                <w:rFonts w:ascii="微软雅黑" w:hAnsi="微软雅黑" w:eastAsia="微软雅黑"/>
+                <w:b w:val="0"/>
+                <w:sz w:val="17"/>
+              </w:rPr>
+              <w:t>11</w:t>
+            </w:r>
+          </w:p>
+        </w:tc>
+        <w:tc>
+          <w:tcPr>
+            <w:tcW w:type="dxa" w:w="3784"/>
+          </w:tcPr>
+          <w:p>
+            <w:pPr>
+              <w:jc w:val="center"/>
+            </w:pPr>
+            <w:r/>
+            <w:r>
+              <w:rPr>
+                <w:rFonts w:ascii="微软雅黑" w:hAnsi="微软雅黑" w:eastAsia="微软雅黑"/>
+                <w:b w:val="0"/>
+                <w:sz w:val="17"/>
+              </w:rPr>
+              <w:t>Doku 多库</w:t>
+            </w:r>
+          </w:p>
+        </w:tc>
+        <w:tc>
+          <w:tcPr>
+            <w:tcW w:type="dxa" w:w="3784"/>
+          </w:tcPr>
+          <w:p>
+            <w:pPr>
+              <w:jc w:val="center"/>
+            </w:pPr>
+            <w:r/>
+            <w:r>
+              <w:rPr>
+                <w:rFonts w:ascii="微软雅黑" w:hAnsi="微软雅黑" w:eastAsia="微软雅黑"/>
+                <w:b w:val="0"/>
+                <w:sz w:val="17"/>
+              </w:rPr>
+              <w:t>RW</w:t>
+            </w:r>
+          </w:p>
+        </w:tc>
+        <w:tc>
+          <w:tcPr>
+            <w:tcW w:type="dxa" w:w="3784"/>
+          </w:tcPr>
+          <w:p>
+            <w:pPr>
+              <w:jc w:val="center"/>
+            </w:pPr>
+            <w:r/>
+            <w:r>
+              <w:rPr>
+                <w:rFonts w:ascii="微软雅黑" w:hAnsi="微软雅黑" w:eastAsia="微软雅黑"/>
+                <w:b w:val="0"/>
+                <w:sz w:val="17"/>
+              </w:rPr>
+              <w:t>✔ 预测命中</w:t>
+            </w:r>
+          </w:p>
+        </w:tc>
+      </w:tr>
+      <w:tr>
+        <w:tc>
+          <w:tcPr>
+            <w:tcW w:type="dxa" w:w="3784"/>
+            <w:shd w:fill="F2F2"/>
+          </w:tcPr>
+          <w:p>
+            <w:pPr>
+              <w:jc w:val="left"/>
+            </w:pPr>
+            <w:r/>
+            <w:r>
+              <w:rPr>
+                <w:rFonts w:ascii="微软雅黑" w:hAnsi="微软雅黑" w:eastAsia="微软雅黑"/>
+                <w:b w:val="0"/>
+                <w:sz w:val="17"/>
+              </w:rPr>
+              <w:t>7</w:t>
+            </w:r>
+          </w:p>
+        </w:tc>
+        <w:tc>
+          <w:tcPr>
+            <w:tcW w:type="dxa" w:w="3784"/>
+            <w:shd w:fill="F2F2"/>
+          </w:tcPr>
+          <w:p>
+            <w:pPr>
+              <w:jc w:val="center"/>
+            </w:pPr>
+            <w:r/>
+            <w:r>
+              <w:rPr>
+                <w:rFonts w:ascii="微软雅黑" w:hAnsi="微软雅黑" w:eastAsia="微软雅黑"/>
+                <w:b w:val="0"/>
+                <w:sz w:val="17"/>
+              </w:rPr>
+              <w:t>De Bruyne 德布劳内</w:t>
+            </w:r>
+          </w:p>
+        </w:tc>
+        <w:tc>
+          <w:tcPr>
+            <w:tcW w:type="dxa" w:w="3784"/>
+            <w:shd w:fill="F2F2"/>
+          </w:tcPr>
+          <w:p>
+            <w:pPr>
+              <w:jc w:val="center"/>
+            </w:pPr>
+            <w:r/>
+            <w:r>
+              <w:rPr>
+                <w:rFonts w:ascii="微软雅黑" w:hAnsi="微软雅黑" w:eastAsia="微软雅黑"/>
+                <w:b w:val="0"/>
+                <w:sz w:val="17"/>
+              </w:rPr>
+              <w:t>AM</w:t>
+            </w:r>
+          </w:p>
+        </w:tc>
+        <w:tc>
+          <w:tcPr>
+            <w:tcW w:type="dxa" w:w="3784"/>
+            <w:shd w:fill="F2F2"/>
+          </w:tcPr>
+          <w:p>
+            <w:pPr>
+              <w:jc w:val="center"/>
+            </w:pPr>
+            <w:r/>
+            <w:r>
+              <w:rPr>
+                <w:rFonts w:ascii="微软雅黑" w:hAnsi="微软雅黑" w:eastAsia="微软雅黑"/>
+                <w:b w:val="0"/>
+                <w:sz w:val="17"/>
+              </w:rPr>
+              <w:t>核心</w:t>
+            </w:r>
+          </w:p>
+        </w:tc>
+      </w:tr>
+      <w:tr>
+        <w:tc>
+          <w:tcPr>
+            <w:tcW w:type="dxa" w:w="3784"/>
+          </w:tcPr>
+          <w:p>
+            <w:pPr>
+              <w:jc w:val="left"/>
+            </w:pPr>
+            <w:r/>
+            <w:r>
+              <w:rPr>
+                <w:rFonts w:ascii="微软雅黑" w:hAnsi="微软雅黑" w:eastAsia="微软雅黑"/>
+                <w:b w:val="0"/>
+                <w:sz w:val="17"/>
+              </w:rPr>
+              <w:t>10</w:t>
+            </w:r>
+          </w:p>
+        </w:tc>
+        <w:tc>
+          <w:tcPr>
+            <w:tcW w:type="dxa" w:w="3784"/>
+          </w:tcPr>
+          <w:p>
+            <w:pPr>
+              <w:jc w:val="center"/>
+            </w:pPr>
+            <w:r/>
+            <w:r>
+              <w:rPr>
+                <w:rFonts w:ascii="微软雅黑" w:hAnsi="微软雅黑" w:eastAsia="微软雅黑"/>
+                <w:b w:val="0"/>
+                <w:sz w:val="17"/>
+              </w:rPr>
+              <w:t>Trossard 特罗萨尔</w:t>
+            </w:r>
+          </w:p>
+        </w:tc>
+        <w:tc>
+          <w:tcPr>
+            <w:tcW w:type="dxa" w:w="3784"/>
+          </w:tcPr>
+          <w:p>
+            <w:pPr>
+              <w:jc w:val="center"/>
+            </w:pPr>
+            <w:r/>
+            <w:r>
+              <w:rPr>
+                <w:rFonts w:ascii="微软雅黑" w:hAnsi="微软雅黑" w:eastAsia="微软雅黑"/>
+                <w:b w:val="0"/>
+                <w:sz w:val="17"/>
+              </w:rPr>
+              <w:t>LW</w:t>
+            </w:r>
+          </w:p>
+        </w:tc>
+        <w:tc>
+          <w:tcPr>
+            <w:tcW w:type="dxa" w:w="3784"/>
+          </w:tcPr>
+          <w:p>
+            <w:pPr>
+              <w:jc w:val="center"/>
+            </w:pPr>
+            <w:r/>
+            <w:r>
+              <w:rPr>
+                <w:rFonts w:ascii="微软雅黑" w:hAnsi="微软雅黑" w:eastAsia="微软雅黑"/>
+                <w:b w:val="0"/>
+                <w:sz w:val="17"/>
+              </w:rPr>
+            </w:r>
+          </w:p>
+        </w:tc>
+      </w:tr>
+      <w:tr>
+        <w:tc>
+          <w:tcPr>
+            <w:tcW w:type="dxa" w:w="3784"/>
+            <w:shd w:fill="F2F2"/>
+          </w:tcPr>
+          <w:p>
+            <w:pPr>
+              <w:jc w:val="left"/>
+            </w:pPr>
+            <w:r/>
+            <w:r>
+              <w:rPr>
+                <w:rFonts w:ascii="微软雅黑" w:hAnsi="微软雅黑" w:eastAsia="微软雅黑"/>
+                <w:b w:val="0"/>
+                <w:sz w:val="17"/>
+              </w:rPr>
+              <w:t>17</w:t>
+            </w:r>
+          </w:p>
+        </w:tc>
+        <w:tc>
+          <w:tcPr>
+            <w:tcW w:type="dxa" w:w="3784"/>
+            <w:shd w:fill="F2F2"/>
+          </w:tcPr>
+          <w:p>
+            <w:pPr>
+              <w:jc w:val="center"/>
+            </w:pPr>
+            <w:r/>
+            <w:r>
+              <w:rPr>
+                <w:rFonts w:ascii="微软雅黑" w:hAnsi="微软雅黑" w:eastAsia="微软雅黑"/>
+                <w:b w:val="0"/>
+                <w:sz w:val="17"/>
+              </w:rPr>
+              <w:t>De Ketelaere 德克特拉雷</w:t>
+            </w:r>
+          </w:p>
+        </w:tc>
+        <w:tc>
+          <w:tcPr>
+            <w:tcW w:type="dxa" w:w="3784"/>
+            <w:shd w:fill="F2F2"/>
+          </w:tcPr>
+          <w:p>
+            <w:pPr>
+              <w:jc w:val="center"/>
+            </w:pPr>
+            <w:r/>
+            <w:r>
+              <w:rPr>
+                <w:rFonts w:ascii="微软雅黑" w:hAnsi="微软雅黑" w:eastAsia="微软雅黑"/>
+                <w:b w:val="0"/>
+                <w:sz w:val="17"/>
+              </w:rPr>
+              <w:t>CF</w:t>
+            </w:r>
+          </w:p>
+        </w:tc>
+        <w:tc>
+          <w:tcPr>
+            <w:tcW w:type="dxa" w:w="3784"/>
+            <w:shd w:fill="F2F2"/>
+          </w:tcPr>
+          <w:p>
+            <w:pPr>
+              <w:jc w:val="center"/>
+            </w:pPr>
+            <w:r/>
+            <w:r>
+              <w:rPr>
+                <w:rFonts w:ascii="微软雅黑" w:hAnsi="微软雅黑" w:eastAsia="微软雅黑"/>
+                <w:b w:val="0"/>
+                <w:sz w:val="17"/>
+              </w:rPr>
+              <w:t>✔ 非卢卡库</w:t>
+            </w:r>
+          </w:p>
+        </w:tc>
+      </w:tr>
+    </w:tbl>
+    <w:p/>
+    <w:p>
+      <w:pPr>
+        <w:spacing w:after="80" w:before="40"/>
+        <w:jc w:val="left"/>
+      </w:pPr>
+      <w:r>
+        <w:rPr>
+          <w:rFonts w:ascii="微软雅黑" w:hAnsi="微软雅黑" w:eastAsia="微软雅黑"/>
+          <w:b/>
+          <w:color w:val="C0392B"/>
+          <w:sz w:val="24"/>
+        </w:rPr>
+        <w:t>• 塞内加尔首发 (4-3-3) — 3处与预测不同!</w:t>
+      </w:r>
+    </w:p>
+    <w:tbl>
+      <w:tblPr>
+        <w:tblStyle w:val="TableGrid"/>
+        <w:tblW w:type="auto" w:w="0"/>
+        <w:tblLook w:firstColumn="1" w:firstRow="1" w:lastColumn="0" w:lastRow="0" w:noHBand="0" w:noVBand="1" w:val="04A0"/>
+      </w:tblPr>
+      <w:tblGrid>
+        <w:gridCol w:w="3028"/>
+        <w:gridCol w:w="3028"/>
+        <w:gridCol w:w="3028"/>
+        <w:gridCol w:w="3028"/>
+        <w:gridCol w:w="3028"/>
+      </w:tblGrid>
+      <w:tr>
+        <w:tc>
+          <w:tcPr>
+            <w:tcW w:type="dxa" w:w="3028"/>
+            <w:shd w:fill="1A1A2E"/>
+          </w:tcPr>
+          <w:p>
+            <w:pPr>
+              <w:jc w:val="center"/>
+            </w:pPr>
+            <w:r/>
+            <w:r>
+              <w:rPr>
+                <w:rFonts w:ascii="微软雅黑" w:hAnsi="微软雅黑" w:eastAsia="微软雅黑"/>
+                <w:b/>
+                <w:color w:val="FFFFFF"/>
+                <w:sz w:val="18"/>
+              </w:rPr>
+              <w:t>#</w:t>
+            </w:r>
+          </w:p>
+        </w:tc>
+        <w:tc>
+          <w:tcPr>
+            <w:tcW w:type="dxa" w:w="3028"/>
+            <w:shd w:fill="1A1A2E"/>
+          </w:tcPr>
+          <w:p>
+            <w:pPr>
+              <w:jc w:val="center"/>
+            </w:pPr>
+            <w:r/>
+            <w:r>
+              <w:rPr>
+                <w:rFonts w:ascii="微软雅黑" w:hAnsi="微软雅黑" w:eastAsia="微软雅黑"/>
+                <w:b/>
+                <w:color w:val="FFFFFF"/>
+                <w:sz w:val="18"/>
+              </w:rPr>
+              <w:t>球员</w:t>
+            </w:r>
+          </w:p>
+        </w:tc>
+        <w:tc>
+          <w:tcPr>
+            <w:tcW w:type="dxa" w:w="3028"/>
+            <w:shd w:fill="1A1A2E"/>
+          </w:tcPr>
+          <w:p>
+            <w:pPr>
+              <w:jc w:val="center"/>
+            </w:pPr>
+            <w:r/>
+            <w:r>
+              <w:rPr>
+                <w:rFonts w:ascii="微软雅黑" w:hAnsi="微软雅黑" w:eastAsia="微软雅黑"/>
+                <w:b/>
+                <w:color w:val="FFFFFF"/>
+                <w:sz w:val="18"/>
+              </w:rPr>
+              <w:t>位置</w:t>
+            </w:r>
+          </w:p>
+        </w:tc>
+        <w:tc>
+          <w:tcPr>
+            <w:tcW w:type="dxa" w:w="3028"/>
+            <w:shd w:fill="1A1A2E"/>
+          </w:tcPr>
+          <w:p>
+            <w:pPr>
+              <w:jc w:val="center"/>
+            </w:pPr>
+            <w:r/>
+            <w:r>
+              <w:rPr>
+                <w:rFonts w:ascii="微软雅黑" w:hAnsi="微软雅黑" w:eastAsia="微软雅黑"/>
+                <w:b/>
+                <w:color w:val="FFFFFF"/>
+                <w:sz w:val="18"/>
+              </w:rPr>
+              <w:t>vs预测</w:t>
+            </w:r>
+          </w:p>
+        </w:tc>
+        <w:tc>
+          <w:tcPr>
+            <w:tcW w:type="dxa" w:w="3028"/>
+            <w:shd w:fill="1A1A2E"/>
+          </w:tcPr>
+          <w:p>
+            <w:pPr>
+              <w:jc w:val="center"/>
+            </w:pPr>
+            <w:r/>
+            <w:r>
+              <w:rPr>
+                <w:rFonts w:ascii="微软雅黑" w:hAnsi="微软雅黑" w:eastAsia="微软雅黑"/>
+                <w:b/>
+                <w:color w:val="FFFFFF"/>
+                <w:sz w:val="18"/>
+              </w:rPr>
+              <w:t>影响</w:t>
+            </w:r>
+          </w:p>
+        </w:tc>
+      </w:tr>
+      <w:tr>
+        <w:tc>
+          <w:tcPr>
+            <w:tcW w:type="dxa" w:w="3028"/>
+            <w:shd w:fill="F2F2"/>
+          </w:tcPr>
+          <w:p>
+            <w:pPr>
+              <w:jc w:val="left"/>
+            </w:pPr>
+            <w:r/>
+            <w:r>
+              <w:rPr>
+                <w:rFonts w:ascii="微软雅黑" w:hAnsi="微软雅黑" w:eastAsia="微软雅黑"/>
+                <w:b w:val="0"/>
+                <w:sz w:val="17"/>
+              </w:rPr>
+              <w:t>23</w:t>
+            </w:r>
+          </w:p>
+        </w:tc>
+        <w:tc>
+          <w:tcPr>
+            <w:tcW w:type="dxa" w:w="3028"/>
+            <w:shd w:fill="F2F2"/>
+          </w:tcPr>
+          <w:p>
+            <w:pPr>
+              <w:jc w:val="center"/>
+            </w:pPr>
+            <w:r/>
+            <w:r>
+              <w:rPr>
+                <w:rFonts w:ascii="微软雅黑" w:hAnsi="微软雅黑" w:eastAsia="微软雅黑"/>
+                <w:b w:val="0"/>
+                <w:sz w:val="17"/>
+              </w:rPr>
+              <w:t>Diaw 迪奥</w:t>
+            </w:r>
+          </w:p>
+        </w:tc>
+        <w:tc>
+          <w:tcPr>
+            <w:tcW w:type="dxa" w:w="3028"/>
+            <w:shd w:fill="F2F2"/>
+          </w:tcPr>
+          <w:p>
+            <w:pPr>
+              <w:jc w:val="center"/>
+            </w:pPr>
+            <w:r/>
+            <w:r>
+              <w:rPr>
+                <w:rFonts w:ascii="微软雅黑" w:hAnsi="微软雅黑" w:eastAsia="微软雅黑"/>
+                <w:b w:val="0"/>
+                <w:sz w:val="17"/>
+              </w:rPr>
+              <w:t>GK</w:t>
+            </w:r>
+          </w:p>
+        </w:tc>
+        <w:tc>
+          <w:tcPr>
+            <w:tcW w:type="dxa" w:w="3028"/>
+            <w:shd w:fill="F2F2"/>
+          </w:tcPr>
+          <w:p>
+            <w:pPr>
+              <w:jc w:val="center"/>
+            </w:pPr>
+            <w:r/>
+            <w:r>
+              <w:rPr>
+                <w:rFonts w:ascii="微软雅黑" w:hAnsi="微软雅黑" w:eastAsia="微软雅黑"/>
+                <w:b w:val="0"/>
+                <w:sz w:val="17"/>
+              </w:rPr>
+              <w:t>✔ 命中</w:t>
+            </w:r>
+          </w:p>
+        </w:tc>
+        <w:tc>
+          <w:tcPr>
+            <w:tcW w:type="dxa" w:w="3028"/>
+            <w:shd w:fill="F2F2"/>
+          </w:tcPr>
+          <w:p>
+            <w:pPr>
+              <w:jc w:val="center"/>
+            </w:pPr>
+            <w:r/>
+            <w:r>
+              <w:rPr>
+                <w:rFonts w:ascii="微软雅黑" w:hAnsi="微软雅黑" w:eastAsia="微软雅黑"/>
+                <w:b w:val="0"/>
+                <w:sz w:val="17"/>
+              </w:rPr>
+              <w:t>门迪缺阵</w:t>
+            </w:r>
+          </w:p>
+        </w:tc>
+      </w:tr>
+      <w:tr>
+        <w:tc>
+          <w:tcPr>
+            <w:tcW w:type="dxa" w:w="3028"/>
+          </w:tcPr>
+          <w:p>
+            <w:pPr>
+              <w:jc w:val="left"/>
+            </w:pPr>
+            <w:r/>
+            <w:r>
+              <w:rPr>
+                <w:rFonts w:ascii="微软雅黑" w:hAnsi="微软雅黑" w:eastAsia="微软雅黑"/>
+                <w:b w:val="0"/>
+                <w:sz w:val="17"/>
+              </w:rPr>
+              <w:t>15</w:t>
+            </w:r>
+          </w:p>
+        </w:tc>
+        <w:tc>
+          <w:tcPr>
+            <w:tcW w:type="dxa" w:w="3028"/>
+          </w:tcPr>
+          <w:p>
+            <w:pPr>
+              <w:jc w:val="center"/>
+            </w:pPr>
+            <w:r/>
+            <w:r>
+              <w:rPr>
+                <w:rFonts w:ascii="微软雅黑" w:hAnsi="微软雅黑" w:eastAsia="微软雅黑"/>
+                <w:b w:val="0"/>
+                <w:sz w:val="17"/>
+              </w:rPr>
+              <w:t>Diatta 迪亚塔</w:t>
+            </w:r>
+          </w:p>
+        </w:tc>
+        <w:tc>
+          <w:tcPr>
+            <w:tcW w:type="dxa" w:w="3028"/>
+          </w:tcPr>
+          <w:p>
+            <w:pPr>
+              <w:jc w:val="center"/>
+            </w:pPr>
+            <w:r/>
+            <w:r>
+              <w:rPr>
+                <w:rFonts w:ascii="微软雅黑" w:hAnsi="微软雅黑" w:eastAsia="微软雅黑"/>
+                <w:b w:val="0"/>
+                <w:sz w:val="17"/>
+              </w:rPr>
+              <w:t>RB</w:t>
+            </w:r>
+          </w:p>
+        </w:tc>
+        <w:tc>
+          <w:tcPr>
+            <w:tcW w:type="dxa" w:w="3028"/>
+          </w:tcPr>
+          <w:p>
+            <w:pPr>
+              <w:jc w:val="center"/>
+            </w:pPr>
+            <w:r/>
+            <w:r>
+              <w:rPr>
+                <w:rFonts w:ascii="微软雅黑" w:hAnsi="微软雅黑" w:eastAsia="微软雅黑"/>
+                <w:b w:val="0"/>
+                <w:sz w:val="17"/>
+              </w:rPr>
+            </w:r>
+          </w:p>
+        </w:tc>
+        <w:tc>
+          <w:tcPr>
+            <w:tcW w:type="dxa" w:w="3028"/>
+          </w:tcPr>
+          <w:p>
+            <w:pPr>
+              <w:jc w:val="center"/>
+            </w:pPr>
+            <w:r/>
+            <w:r>
+              <w:rPr>
+                <w:rFonts w:ascii="微软雅黑" w:hAnsi="微软雅黑" w:eastAsia="微软雅黑"/>
+                <w:b w:val="0"/>
+                <w:sz w:val="17"/>
+              </w:rPr>
+            </w:r>
+          </w:p>
+        </w:tc>
+      </w:tr>
+      <w:tr>
+        <w:tc>
+          <w:tcPr>
+            <w:tcW w:type="dxa" w:w="3028"/>
+            <w:shd w:fill="F2F2"/>
+          </w:tcPr>
+          <w:p>
+            <w:pPr>
+              <w:jc w:val="left"/>
+            </w:pPr>
+            <w:r/>
+            <w:r>
+              <w:rPr>
+                <w:rFonts w:ascii="微软雅黑" w:hAnsi="微软雅黑" w:eastAsia="微软雅黑"/>
+                <w:b w:val="0"/>
+                <w:sz w:val="17"/>
+              </w:rPr>
+              <w:t>19</w:t>
+            </w:r>
+          </w:p>
+        </w:tc>
+        <w:tc>
+          <w:tcPr>
+            <w:tcW w:type="dxa" w:w="3028"/>
+            <w:shd w:fill="F2F2"/>
+          </w:tcPr>
+          <w:p>
+            <w:pPr>
+              <w:jc w:val="center"/>
+            </w:pPr>
+            <w:r/>
+            <w:r>
+              <w:rPr>
+                <w:rFonts w:ascii="微软雅黑" w:hAnsi="微软雅黑" w:eastAsia="微软雅黑"/>
+                <w:b w:val="0"/>
+                <w:sz w:val="17"/>
+              </w:rPr>
+              <w:t>Niakhate 尼亚哈特</w:t>
+            </w:r>
+          </w:p>
+        </w:tc>
+        <w:tc>
+          <w:tcPr>
+            <w:tcW w:type="dxa" w:w="3028"/>
+            <w:shd w:fill="F2F2"/>
+          </w:tcPr>
+          <w:p>
+            <w:pPr>
+              <w:jc w:val="center"/>
+            </w:pPr>
+            <w:r/>
+            <w:r>
+              <w:rPr>
+                <w:rFonts w:ascii="微软雅黑" w:hAnsi="微软雅黑" w:eastAsia="微软雅黑"/>
+                <w:b w:val="0"/>
+                <w:sz w:val="17"/>
+              </w:rPr>
+              <w:t>CB</w:t>
+            </w:r>
+          </w:p>
+        </w:tc>
+        <w:tc>
+          <w:tcPr>
+            <w:tcW w:type="dxa" w:w="3028"/>
+            <w:shd w:fill="F2F2"/>
+          </w:tcPr>
+          <w:p>
+            <w:pPr>
+              <w:jc w:val="center"/>
+            </w:pPr>
+            <w:r/>
+            <w:r>
+              <w:rPr>
+                <w:rFonts w:ascii="微软雅黑" w:hAnsi="微软雅黑" w:eastAsia="微软雅黑"/>
+                <w:b w:val="0"/>
+                <w:sz w:val="17"/>
+              </w:rPr>
+            </w:r>
+          </w:p>
+        </w:tc>
+        <w:tc>
+          <w:tcPr>
+            <w:tcW w:type="dxa" w:w="3028"/>
+            <w:shd w:fill="F2F2"/>
+          </w:tcPr>
+          <w:p>
+            <w:pPr>
+              <w:jc w:val="center"/>
+            </w:pPr>
+            <w:r/>
+            <w:r>
+              <w:rPr>
+                <w:rFonts w:ascii="微软雅黑" w:hAnsi="微软雅黑" w:eastAsia="微软雅黑"/>
+                <w:b w:val="0"/>
+                <w:sz w:val="17"/>
+              </w:rPr>
+            </w:r>
+          </w:p>
+        </w:tc>
+      </w:tr>
+      <w:tr>
+        <w:tc>
+          <w:tcPr>
+            <w:tcW w:type="dxa" w:w="3028"/>
+            <w:shd w:fill="EDEC"/>
+          </w:tcPr>
+          <w:p>
+            <w:pPr>
+              <w:jc w:val="left"/>
+            </w:pPr>
+            <w:r/>
+            <w:r>
+              <w:rPr>
+                <w:rFonts w:ascii="微软雅黑" w:hAnsi="微软雅黑" w:eastAsia="微软雅黑"/>
+                <w:b w:val="0"/>
+                <w:sz w:val="17"/>
+              </w:rPr>
+              <w:t>6</w:t>
+            </w:r>
+          </w:p>
+        </w:tc>
+        <w:tc>
+          <w:tcPr>
+            <w:tcW w:type="dxa" w:w="3028"/>
+            <w:shd w:fill="EDEC"/>
+          </w:tcPr>
+          <w:p>
+            <w:pPr>
+              <w:jc w:val="center"/>
+            </w:pPr>
+            <w:r/>
+            <w:r>
+              <w:rPr>
+                <w:rFonts w:ascii="微软雅黑" w:hAnsi="微软雅黑" w:eastAsia="微软雅黑"/>
+                <w:b w:val="0"/>
+                <w:sz w:val="17"/>
+              </w:rPr>
+              <w:t>Ciss 帕泰·西斯</w:t>
+            </w:r>
+          </w:p>
+        </w:tc>
+        <w:tc>
+          <w:tcPr>
+            <w:tcW w:type="dxa" w:w="3028"/>
+            <w:shd w:fill="EDEC"/>
+          </w:tcPr>
+          <w:p>
+            <w:pPr>
+              <w:jc w:val="center"/>
+            </w:pPr>
+            <w:r/>
+            <w:r>
+              <w:rPr>
+                <w:rFonts w:ascii="微软雅黑" w:hAnsi="微软雅黑" w:eastAsia="微软雅黑"/>
+                <w:b w:val="0"/>
+                <w:sz w:val="17"/>
+              </w:rPr>
+              <w:t>CB</w:t>
+            </w:r>
+          </w:p>
+        </w:tc>
+        <w:tc>
+          <w:tcPr>
+            <w:tcW w:type="dxa" w:w="3028"/>
+            <w:shd w:fill="EDEC"/>
+          </w:tcPr>
+          <w:p>
+            <w:pPr>
+              <w:jc w:val="center"/>
+            </w:pPr>
+            <w:r/>
+            <w:r>
+              <w:rPr>
+                <w:rFonts w:ascii="微软雅黑" w:hAnsi="微软雅黑" w:eastAsia="微软雅黑"/>
+                <w:b/>
+                <w:color w:val="C0392B"/>
+                <w:sz w:val="17"/>
+              </w:rPr>
+              <w:t>⚠ 替代塞克!</w:t>
+            </w:r>
+          </w:p>
+        </w:tc>
+        <w:tc>
+          <w:tcPr>
+            <w:tcW w:type="dxa" w:w="3028"/>
+            <w:shd w:fill="EDEC"/>
+          </w:tcPr>
+          <w:p>
+            <w:pPr>
+              <w:jc w:val="center"/>
+            </w:pPr>
+            <w:r/>
+            <w:r>
+              <w:rPr>
+                <w:rFonts w:ascii="微软雅黑" w:hAnsi="微软雅黑" w:eastAsia="微软雅黑"/>
+                <w:b w:val="0"/>
+                <w:sz w:val="17"/>
+              </w:rPr>
+              <w:t>中场客串中卫—突破口!</w:t>
+            </w:r>
+          </w:p>
+        </w:tc>
+      </w:tr>
+      <w:tr>
+        <w:tc>
+          <w:tcPr>
+            <w:tcW w:type="dxa" w:w="3028"/>
+            <w:shd w:fill="F2F2"/>
+          </w:tcPr>
+          <w:p>
+            <w:pPr>
+              <w:jc w:val="left"/>
+            </w:pPr>
+            <w:r/>
+            <w:r>
+              <w:rPr>
+                <w:rFonts w:ascii="微软雅黑" w:hAnsi="微软雅黑" w:eastAsia="微软雅黑"/>
+                <w:b w:val="0"/>
+                <w:sz w:val="17"/>
+              </w:rPr>
+              <w:t>14</w:t>
+            </w:r>
+          </w:p>
+        </w:tc>
+        <w:tc>
+          <w:tcPr>
+            <w:tcW w:type="dxa" w:w="3028"/>
+            <w:shd w:fill="F2F2"/>
+          </w:tcPr>
+          <w:p>
+            <w:pPr>
+              <w:jc w:val="center"/>
+            </w:pPr>
+            <w:r/>
+            <w:r>
+              <w:rPr>
+                <w:rFonts w:ascii="微软雅黑" w:hAnsi="微软雅黑" w:eastAsia="微软雅黑"/>
+                <w:b w:val="0"/>
+                <w:sz w:val="17"/>
+              </w:rPr>
+              <w:t>Jakobs 雅各布斯</w:t>
+            </w:r>
+          </w:p>
+        </w:tc>
+        <w:tc>
+          <w:tcPr>
+            <w:tcW w:type="dxa" w:w="3028"/>
+            <w:shd w:fill="F2F2"/>
+          </w:tcPr>
+          <w:p>
+            <w:pPr>
+              <w:jc w:val="center"/>
+            </w:pPr>
+            <w:r/>
+            <w:r>
+              <w:rPr>
+                <w:rFonts w:ascii="微软雅黑" w:hAnsi="微软雅黑" w:eastAsia="微软雅黑"/>
+                <w:b w:val="0"/>
+                <w:sz w:val="17"/>
+              </w:rPr>
+              <w:t>LB</w:t>
+            </w:r>
+          </w:p>
+        </w:tc>
+        <w:tc>
+          <w:tcPr>
+            <w:tcW w:type="dxa" w:w="3028"/>
+            <w:shd w:fill="F2F2"/>
+          </w:tcPr>
+          <w:p>
+            <w:pPr>
+              <w:jc w:val="center"/>
+            </w:pPr>
+            <w:r/>
+            <w:r>
+              <w:rPr>
+                <w:rFonts w:ascii="微软雅黑" w:hAnsi="微软雅黑" w:eastAsia="微软雅黑"/>
+                <w:b w:val="0"/>
+                <w:sz w:val="17"/>
+              </w:rPr>
+            </w:r>
+          </w:p>
+        </w:tc>
+        <w:tc>
+          <w:tcPr>
+            <w:tcW w:type="dxa" w:w="3028"/>
+            <w:shd w:fill="F2F2"/>
+          </w:tcPr>
+          <w:p>
+            <w:pPr>
+              <w:jc w:val="center"/>
+            </w:pPr>
+            <w:r/>
+            <w:r>
+              <w:rPr>
+                <w:rFonts w:ascii="微软雅黑" w:hAnsi="微软雅黑" w:eastAsia="微软雅黑"/>
+                <w:b w:val="0"/>
+                <w:sz w:val="17"/>
+              </w:rPr>
+            </w:r>
+          </w:p>
+        </w:tc>
+      </w:tr>
+      <w:tr>
+        <w:tc>
+          <w:tcPr>
+            <w:tcW w:type="dxa" w:w="3028"/>
+          </w:tcPr>
+          <w:p>
+            <w:pPr>
+              <w:jc w:val="left"/>
+            </w:pPr>
+            <w:r/>
+            <w:r>
+              <w:rPr>
+                <w:rFonts w:ascii="微软雅黑" w:hAnsi="微软雅黑" w:eastAsia="微软雅黑"/>
+                <w:b w:val="0"/>
+                <w:sz w:val="17"/>
+              </w:rPr>
+              <w:t>21</w:t>
+            </w:r>
+          </w:p>
+        </w:tc>
+        <w:tc>
+          <w:tcPr>
+            <w:tcW w:type="dxa" w:w="3028"/>
+          </w:tcPr>
+          <w:p>
+            <w:pPr>
+              <w:jc w:val="center"/>
+            </w:pPr>
+            <w:r/>
+            <w:r>
+              <w:rPr>
+                <w:rFonts w:ascii="微软雅黑" w:hAnsi="微软雅黑" w:eastAsia="微软雅黑"/>
+                <w:b w:val="0"/>
+                <w:sz w:val="17"/>
+              </w:rPr>
+              <w:t>Diarra 迪亚拉</w:t>
+            </w:r>
+          </w:p>
+        </w:tc>
+        <w:tc>
+          <w:tcPr>
+            <w:tcW w:type="dxa" w:w="3028"/>
+          </w:tcPr>
+          <w:p>
+            <w:pPr>
+              <w:jc w:val="center"/>
+            </w:pPr>
+            <w:r/>
+            <w:r>
+              <w:rPr>
+                <w:rFonts w:ascii="微软雅黑" w:hAnsi="微软雅黑" w:eastAsia="微软雅黑"/>
+                <w:b w:val="0"/>
+                <w:sz w:val="17"/>
+              </w:rPr>
+              <w:t>CM</w:t>
+            </w:r>
+          </w:p>
+        </w:tc>
+        <w:tc>
+          <w:tcPr>
+            <w:tcW w:type="dxa" w:w="3028"/>
+          </w:tcPr>
+          <w:p>
+            <w:pPr>
+              <w:jc w:val="center"/>
+            </w:pPr>
+            <w:r/>
+            <w:r>
+              <w:rPr>
+                <w:rFonts w:ascii="微软雅黑" w:hAnsi="微软雅黑" w:eastAsia="微软雅黑"/>
+                <w:b w:val="0"/>
+                <w:sz w:val="17"/>
+              </w:rPr>
+            </w:r>
+          </w:p>
+        </w:tc>
+        <w:tc>
+          <w:tcPr>
+            <w:tcW w:type="dxa" w:w="3028"/>
+          </w:tcPr>
+          <w:p>
+            <w:pPr>
+              <w:jc w:val="center"/>
+            </w:pPr>
+            <w:r/>
+            <w:r>
+              <w:rPr>
+                <w:rFonts w:ascii="微软雅黑" w:hAnsi="微软雅黑" w:eastAsia="微软雅黑"/>
+                <w:b w:val="0"/>
+                <w:sz w:val="17"/>
+              </w:rPr>
+            </w:r>
+          </w:p>
+        </w:tc>
+      </w:tr>
+      <w:tr>
+        <w:tc>
+          <w:tcPr>
+            <w:tcW w:type="dxa" w:w="3028"/>
+            <w:shd w:fill="F2F2"/>
+          </w:tcPr>
+          <w:p>
+            <w:pPr>
+              <w:jc w:val="left"/>
+            </w:pPr>
+            <w:r/>
+            <w:r>
+              <w:rPr>
+                <w:rFonts w:ascii="微软雅黑" w:hAnsi="微软雅黑" w:eastAsia="微软雅黑"/>
+                <w:b w:val="0"/>
+                <w:sz w:val="17"/>
+              </w:rPr>
+              <w:t>5</w:t>
+            </w:r>
+          </w:p>
+        </w:tc>
+        <w:tc>
+          <w:tcPr>
+            <w:tcW w:type="dxa" w:w="3028"/>
+            <w:shd w:fill="F2F2"/>
+          </w:tcPr>
+          <w:p>
+            <w:pPr>
+              <w:jc w:val="center"/>
+            </w:pPr>
+            <w:r/>
+            <w:r>
+              <w:rPr>
+                <w:rFonts w:ascii="微软雅黑" w:hAnsi="微软雅黑" w:eastAsia="微软雅黑"/>
+                <w:b w:val="0"/>
+                <w:sz w:val="17"/>
+              </w:rPr>
+              <w:t>I. Gueye 伊·盖耶</w:t>
+            </w:r>
+          </w:p>
+        </w:tc>
+        <w:tc>
+          <w:tcPr>
+            <w:tcW w:type="dxa" w:w="3028"/>
+            <w:shd w:fill="F2F2"/>
+          </w:tcPr>
+          <w:p>
+            <w:pPr>
+              <w:jc w:val="center"/>
+            </w:pPr>
+            <w:r/>
+            <w:r>
+              <w:rPr>
+                <w:rFonts w:ascii="微软雅黑" w:hAnsi="微软雅黑" w:eastAsia="微软雅黑"/>
+                <w:b w:val="0"/>
+                <w:sz w:val="17"/>
+              </w:rPr>
+              <w:t>CM</w:t>
+            </w:r>
+          </w:p>
+        </w:tc>
+        <w:tc>
+          <w:tcPr>
+            <w:tcW w:type="dxa" w:w="3028"/>
+            <w:shd w:fill="F2F2"/>
+          </w:tcPr>
+          <w:p>
+            <w:pPr>
+              <w:jc w:val="center"/>
+            </w:pPr>
+            <w:r/>
+            <w:r>
+              <w:rPr>
+                <w:rFonts w:ascii="微软雅黑" w:hAnsi="微软雅黑" w:eastAsia="微软雅黑"/>
+                <w:b w:val="0"/>
+                <w:sz w:val="17"/>
+              </w:rPr>
+            </w:r>
+          </w:p>
+        </w:tc>
+        <w:tc>
+          <w:tcPr>
+            <w:tcW w:type="dxa" w:w="3028"/>
+            <w:shd w:fill="F2F2"/>
+          </w:tcPr>
+          <w:p>
+            <w:pPr>
+              <w:jc w:val="center"/>
+            </w:pPr>
+            <w:r/>
+            <w:r>
+              <w:rPr>
+                <w:rFonts w:ascii="微软雅黑" w:hAnsi="微软雅黑" w:eastAsia="微软雅黑"/>
+                <w:b w:val="0"/>
+                <w:sz w:val="17"/>
+              </w:rPr>
+            </w:r>
+          </w:p>
+        </w:tc>
+      </w:tr>
+      <w:tr>
+        <w:tc>
+          <w:tcPr>
+            <w:tcW w:type="dxa" w:w="3028"/>
+          </w:tcPr>
+          <w:p>
+            <w:pPr>
+              <w:jc w:val="left"/>
+            </w:pPr>
+            <w:r/>
+            <w:r>
+              <w:rPr>
+                <w:rFonts w:ascii="微软雅黑" w:hAnsi="微软雅黑" w:eastAsia="微软雅黑"/>
+                <w:b w:val="0"/>
+                <w:sz w:val="17"/>
+              </w:rPr>
+              <w:t>26</w:t>
+            </w:r>
+          </w:p>
+        </w:tc>
+        <w:tc>
+          <w:tcPr>
+            <w:tcW w:type="dxa" w:w="3028"/>
+          </w:tcPr>
+          <w:p>
+            <w:pPr>
+              <w:jc w:val="center"/>
+            </w:pPr>
+            <w:r/>
+            <w:r>
+              <w:rPr>
+                <w:rFonts w:ascii="微软雅黑" w:hAnsi="微软雅黑" w:eastAsia="微软雅黑"/>
+                <w:b w:val="0"/>
+                <w:sz w:val="17"/>
+              </w:rPr>
+              <w:t>P. Gueye 帕·盖耶</w:t>
+            </w:r>
+          </w:p>
+        </w:tc>
+        <w:tc>
+          <w:tcPr>
+            <w:tcW w:type="dxa" w:w="3028"/>
+          </w:tcPr>
+          <w:p>
+            <w:pPr>
+              <w:jc w:val="center"/>
+            </w:pPr>
+            <w:r/>
+            <w:r>
+              <w:rPr>
+                <w:rFonts w:ascii="微软雅黑" w:hAnsi="微软雅黑" w:eastAsia="微软雅黑"/>
+                <w:b w:val="0"/>
+                <w:sz w:val="17"/>
+              </w:rPr>
+              <w:t>CM</w:t>
+            </w:r>
+          </w:p>
+        </w:tc>
+        <w:tc>
+          <w:tcPr>
+            <w:tcW w:type="dxa" w:w="3028"/>
+          </w:tcPr>
+          <w:p>
+            <w:pPr>
+              <w:jc w:val="center"/>
+            </w:pPr>
+            <w:r/>
+            <w:r>
+              <w:rPr>
+                <w:rFonts w:ascii="微软雅黑" w:hAnsi="微软雅黑" w:eastAsia="微软雅黑"/>
+                <w:b w:val="0"/>
+                <w:sz w:val="17"/>
+              </w:rPr>
+            </w:r>
+          </w:p>
+        </w:tc>
+        <w:tc>
+          <w:tcPr>
+            <w:tcW w:type="dxa" w:w="3028"/>
+          </w:tcPr>
+          <w:p>
+            <w:pPr>
+              <w:jc w:val="center"/>
+            </w:pPr>
+            <w:r/>
+            <w:r>
+              <w:rPr>
+                <w:rFonts w:ascii="微软雅黑" w:hAnsi="微软雅黑" w:eastAsia="微软雅黑"/>
+                <w:b w:val="0"/>
+                <w:sz w:val="17"/>
+              </w:rPr>
+              <w:t>对伊拉克2球</w:t>
+            </w:r>
+          </w:p>
+        </w:tc>
+      </w:tr>
+      <w:tr>
+        <w:tc>
+          <w:tcPr>
+            <w:tcW w:type="dxa" w:w="3028"/>
+            <w:shd w:fill="F2F2"/>
+          </w:tcPr>
+          <w:p>
+            <w:pPr>
+              <w:jc w:val="left"/>
+            </w:pPr>
+            <w:r/>
+            <w:r>
+              <w:rPr>
+                <w:rFonts w:ascii="微软雅黑" w:hAnsi="微软雅黑" w:eastAsia="微软雅黑"/>
+                <w:b w:val="0"/>
+                <w:sz w:val="17"/>
+              </w:rPr>
+              <w:t>18</w:t>
+            </w:r>
+          </w:p>
+        </w:tc>
+        <w:tc>
+          <w:tcPr>
+            <w:tcW w:type="dxa" w:w="3028"/>
+            <w:shd w:fill="F2F2"/>
+          </w:tcPr>
+          <w:p>
+            <w:pPr>
+              <w:jc w:val="center"/>
+            </w:pPr>
+            <w:r/>
+            <w:r>
+              <w:rPr>
+                <w:rFonts w:ascii="微软雅黑" w:hAnsi="微软雅黑" w:eastAsia="微软雅黑"/>
+                <w:b w:val="0"/>
+                <w:sz w:val="17"/>
+              </w:rPr>
+              <w:t>Sarr 萨尔</w:t>
+            </w:r>
+          </w:p>
+        </w:tc>
+        <w:tc>
+          <w:tcPr>
+            <w:tcW w:type="dxa" w:w="3028"/>
+            <w:shd w:fill="F2F2"/>
+          </w:tcPr>
+          <w:p>
+            <w:pPr>
+              <w:jc w:val="center"/>
+            </w:pPr>
+            <w:r/>
+            <w:r>
+              <w:rPr>
+                <w:rFonts w:ascii="微软雅黑" w:hAnsi="微软雅黑" w:eastAsia="微软雅黑"/>
+                <w:b w:val="0"/>
+                <w:sz w:val="17"/>
+              </w:rPr>
+              <w:t>RW</w:t>
+            </w:r>
+          </w:p>
+        </w:tc>
+        <w:tc>
+          <w:tcPr>
+            <w:tcW w:type="dxa" w:w="3028"/>
+            <w:shd w:fill="F2F2"/>
+          </w:tcPr>
+          <w:p>
+            <w:pPr>
+              <w:jc w:val="center"/>
+            </w:pPr>
+            <w:r/>
+            <w:r>
+              <w:rPr>
+                <w:rFonts w:ascii="微软雅黑" w:hAnsi="微软雅黑" w:eastAsia="微软雅黑"/>
+                <w:b w:val="0"/>
+                <w:sz w:val="17"/>
+              </w:rPr>
+            </w:r>
+          </w:p>
+        </w:tc>
+        <w:tc>
+          <w:tcPr>
+            <w:tcW w:type="dxa" w:w="3028"/>
+            <w:shd w:fill="F2F2"/>
+          </w:tcPr>
+          <w:p>
+            <w:pPr>
+              <w:jc w:val="center"/>
+            </w:pPr>
+            <w:r/>
+            <w:r>
+              <w:rPr>
+                <w:rFonts w:ascii="微软雅黑" w:hAnsi="微软雅黑" w:eastAsia="微软雅黑"/>
+                <w:b w:val="0"/>
+                <w:sz w:val="17"/>
+              </w:rPr>
+              <w:t>3球—核心</w:t>
+            </w:r>
+          </w:p>
+        </w:tc>
+      </w:tr>
+      <w:tr>
+        <w:tc>
+          <w:tcPr>
+            <w:tcW w:type="dxa" w:w="3028"/>
+          </w:tcPr>
+          <w:p>
+            <w:pPr>
+              <w:jc w:val="left"/>
+            </w:pPr>
+            <w:r/>
+            <w:r>
+              <w:rPr>
+                <w:rFonts w:ascii="微软雅黑" w:hAnsi="微软雅黑" w:eastAsia="微软雅黑"/>
+                <w:b w:val="0"/>
+                <w:sz w:val="17"/>
+              </w:rPr>
+              <w:t>13</w:t>
+            </w:r>
+          </w:p>
+        </w:tc>
+        <w:tc>
+          <w:tcPr>
+            <w:tcW w:type="dxa" w:w="3028"/>
+          </w:tcPr>
+          <w:p>
+            <w:pPr>
+              <w:jc w:val="center"/>
+            </w:pPr>
+            <w:r/>
+            <w:r>
+              <w:rPr>
+                <w:rFonts w:ascii="微软雅黑" w:hAnsi="微软雅黑" w:eastAsia="微软雅黑"/>
+                <w:b w:val="0"/>
+                <w:sz w:val="17"/>
+              </w:rPr>
+              <w:t>I. Ndiaye 伊·恩迪亚耶</w:t>
+            </w:r>
+          </w:p>
+        </w:tc>
+        <w:tc>
+          <w:tcPr>
+            <w:tcW w:type="dxa" w:w="3028"/>
+          </w:tcPr>
+          <w:p>
+            <w:pPr>
+              <w:jc w:val="center"/>
+            </w:pPr>
+            <w:r/>
+            <w:r>
+              <w:rPr>
+                <w:rFonts w:ascii="微软雅黑" w:hAnsi="微软雅黑" w:eastAsia="微软雅黑"/>
+                <w:b w:val="0"/>
+                <w:sz w:val="17"/>
+              </w:rPr>
+              <w:t>CF</w:t>
+            </w:r>
+          </w:p>
+        </w:tc>
+        <w:tc>
+          <w:tcPr>
+            <w:tcW w:type="dxa" w:w="3028"/>
+          </w:tcPr>
+          <w:p>
+            <w:pPr>
+              <w:jc w:val="center"/>
+            </w:pPr>
+            <w:r/>
+            <w:r>
+              <w:rPr>
+                <w:rFonts w:ascii="微软雅黑" w:hAnsi="微软雅黑" w:eastAsia="微软雅黑"/>
+                <w:b/>
+                <w:color w:val="C0392B"/>
+                <w:sz w:val="17"/>
+              </w:rPr>
+              <w:t>⚠ 替代杰克逊</w:t>
+            </w:r>
+          </w:p>
+        </w:tc>
+        <w:tc>
+          <w:tcPr>
+            <w:tcW w:type="dxa" w:w="3028"/>
+          </w:tcPr>
+          <w:p>
+            <w:pPr>
+              <w:jc w:val="center"/>
+            </w:pPr>
+            <w:r/>
+            <w:r>
+              <w:rPr>
+                <w:rFonts w:ascii="微软雅黑" w:hAnsi="微软雅黑" w:eastAsia="微软雅黑"/>
+                <w:b w:val="0"/>
+                <w:sz w:val="17"/>
+              </w:rPr>
+              <w:t>偏二前锋</w:t>
+            </w:r>
+          </w:p>
+        </w:tc>
+      </w:tr>
+      <w:tr>
+        <w:tc>
+          <w:tcPr>
+            <w:tcW w:type="dxa" w:w="3028"/>
+            <w:shd w:fill="F2F2"/>
+          </w:tcPr>
+          <w:p>
+            <w:pPr>
+              <w:jc w:val="left"/>
+            </w:pPr>
+            <w:r/>
+            <w:r>
+              <w:rPr>
+                <w:rFonts w:ascii="微软雅黑" w:hAnsi="微软雅黑" w:eastAsia="微软雅黑"/>
+                <w:b w:val="0"/>
+                <w:sz w:val="17"/>
+              </w:rPr>
+              <w:t>10</w:t>
+            </w:r>
+          </w:p>
+        </w:tc>
+        <w:tc>
+          <w:tcPr>
+            <w:tcW w:type="dxa" w:w="3028"/>
+            <w:shd w:fill="F2F2"/>
+          </w:tcPr>
+          <w:p>
+            <w:pPr>
+              <w:jc w:val="center"/>
+            </w:pPr>
+            <w:r/>
+            <w:r>
+              <w:rPr>
+                <w:rFonts w:ascii="微软雅黑" w:hAnsi="微软雅黑" w:eastAsia="微软雅黑"/>
+                <w:b w:val="0"/>
+                <w:sz w:val="17"/>
+              </w:rPr>
+              <w:t>Mane 马内</w:t>
+            </w:r>
+          </w:p>
+        </w:tc>
+        <w:tc>
+          <w:tcPr>
+            <w:tcW w:type="dxa" w:w="3028"/>
+            <w:shd w:fill="F2F2"/>
+          </w:tcPr>
+          <w:p>
+            <w:pPr>
+              <w:jc w:val="center"/>
+            </w:pPr>
+            <w:r/>
+            <w:r>
+              <w:rPr>
+                <w:rFonts w:ascii="微软雅黑" w:hAnsi="微软雅黑" w:eastAsia="微软雅黑"/>
+                <w:b w:val="0"/>
+                <w:sz w:val="17"/>
+              </w:rPr>
+              <w:t>LW</w:t>
+            </w:r>
+          </w:p>
+        </w:tc>
+        <w:tc>
+          <w:tcPr>
+            <w:tcW w:type="dxa" w:w="3028"/>
+            <w:shd w:fill="F2F2"/>
+          </w:tcPr>
+          <w:p>
+            <w:pPr>
+              <w:jc w:val="center"/>
+            </w:pPr>
+            <w:r/>
+            <w:r>
+              <w:rPr>
+                <w:rFonts w:ascii="微软雅黑" w:hAnsi="微软雅黑" w:eastAsia="微软雅黑"/>
+                <w:b w:val="0"/>
+                <w:sz w:val="17"/>
+              </w:rPr>
+            </w:r>
+          </w:p>
+        </w:tc>
+        <w:tc>
+          <w:tcPr>
+            <w:tcW w:type="dxa" w:w="3028"/>
+            <w:shd w:fill="F2F2"/>
+          </w:tcPr>
+          <w:p>
+            <w:pPr>
+              <w:jc w:val="center"/>
+            </w:pPr>
+            <w:r/>
+            <w:r>
+              <w:rPr>
+                <w:rFonts w:ascii="微软雅黑" w:hAnsi="微软雅黑" w:eastAsia="微软雅黑"/>
+                <w:b w:val="0"/>
+                <w:sz w:val="17"/>
+              </w:rPr>
+              <w:t>队长</w:t>
+            </w:r>
+          </w:p>
+        </w:tc>
+      </w:tr>
+    </w:tbl>
+    <w:p/>
+    <w:p>
+      <w:pPr>
+        <w:spacing w:after="80" w:before="40"/>
+        <w:jc w:val="left"/>
+      </w:pPr>
+      <w:r>
+        <w:rPr>
+          <w:rFonts w:ascii="微软雅黑" w:hAnsi="微软雅黑" w:eastAsia="微软雅黑"/>
+          <w:b/>
+          <w:color w:val="1A1A2E"/>
+          <w:sz w:val="24"/>
+        </w:rPr>
+        <w:t>对预测的影响</w:t>
+      </w:r>
+    </w:p>
+    <w:tbl>
+      <w:tblPr>
+        <w:tblStyle w:val="TableGrid"/>
+        <w:tblW w:type="auto" w:w="0"/>
+        <w:tblLook w:firstColumn="1" w:firstRow="1" w:lastColumn="0" w:lastRow="0" w:noHBand="0" w:noVBand="1" w:val="04A0"/>
+      </w:tblPr>
+      <w:tblGrid>
+        <w:gridCol w:w="3784"/>
+        <w:gridCol w:w="3784"/>
+        <w:gridCol w:w="3784"/>
+        <w:gridCol w:w="3784"/>
+      </w:tblGrid>
+      <w:tr>
+        <w:tc>
+          <w:tcPr>
+            <w:tcW w:type="dxa" w:w="3784"/>
+            <w:shd w:fill="1A1A2E"/>
+          </w:tcPr>
+          <w:p>
+            <w:pPr>
+              <w:jc w:val="center"/>
+            </w:pPr>
+            <w:r/>
+            <w:r>
+              <w:rPr>
+                <w:rFonts w:ascii="微软雅黑" w:hAnsi="微软雅黑" w:eastAsia="微软雅黑"/>
+                <w:b/>
+                <w:color w:val="FFFFFF"/>
+                <w:sz w:val="18"/>
+              </w:rPr>
+              <w:t>维度</w:t>
+            </w:r>
+          </w:p>
+        </w:tc>
+        <w:tc>
+          <w:tcPr>
+            <w:tcW w:type="dxa" w:w="3784"/>
+            <w:shd w:fill="1A1A2E"/>
+          </w:tcPr>
+          <w:p>
+            <w:pPr>
+              <w:jc w:val="center"/>
+            </w:pPr>
+            <w:r/>
+            <w:r>
+              <w:rPr>
+                <w:rFonts w:ascii="微软雅黑" w:hAnsi="微软雅黑" w:eastAsia="微软雅黑"/>
+                <w:b/>
+                <w:color w:val="FFFFFF"/>
+                <w:sz w:val="18"/>
+              </w:rPr>
+              <w:t>调整</w:t>
+            </w:r>
+          </w:p>
+        </w:tc>
+        <w:tc>
+          <w:tcPr>
+            <w:tcW w:type="dxa" w:w="3784"/>
+            <w:shd w:fill="1A1A2E"/>
+          </w:tcPr>
+          <w:p>
+            <w:pPr>
+              <w:jc w:val="center"/>
+            </w:pPr>
+            <w:r/>
+            <w:r>
+              <w:rPr>
+                <w:rFonts w:ascii="微软雅黑" w:hAnsi="微软雅黑" w:eastAsia="微软雅黑"/>
+                <w:b/>
+                <w:color w:val="FFFFFF"/>
+                <w:sz w:val="18"/>
+              </w:rPr>
+              <w:t>幅度</w:t>
+            </w:r>
+          </w:p>
+        </w:tc>
+        <w:tc>
+          <w:tcPr>
+            <w:tcW w:type="dxa" w:w="3784"/>
+            <w:shd w:fill="1A1A2E"/>
+          </w:tcPr>
+          <w:p>
+            <w:pPr>
+              <w:jc w:val="center"/>
+            </w:pPr>
+            <w:r/>
+            <w:r>
+              <w:rPr>
+                <w:rFonts w:ascii="微软雅黑" w:hAnsi="微软雅黑" w:eastAsia="微软雅黑"/>
+                <w:b/>
+                <w:color w:val="FFFFFF"/>
+                <w:sz w:val="18"/>
+              </w:rPr>
+              <w:t>原因</w:t>
+            </w:r>
+          </w:p>
+        </w:tc>
+      </w:tr>
+      <w:tr>
+        <w:tc>
+          <w:tcPr>
+            <w:tcW w:type="dxa" w:w="3784"/>
+            <w:shd w:fill="F8F5"/>
+          </w:tcPr>
+          <w:p>
+            <w:pPr>
+              <w:jc w:val="left"/>
+            </w:pPr>
+            <w:r/>
+            <w:r>
+              <w:rPr>
+                <w:rFonts w:ascii="微软雅黑" w:hAnsi="微软雅黑" w:eastAsia="微软雅黑"/>
+                <w:b w:val="0"/>
+                <w:sz w:val="18"/>
+              </w:rPr>
+              <w:t>比利时胜率</w:t>
+            </w:r>
+          </w:p>
+        </w:tc>
+        <w:tc>
+          <w:tcPr>
+            <w:tcW w:type="dxa" w:w="3784"/>
+            <w:shd w:fill="F8F5"/>
+          </w:tcPr>
+          <w:p>
+            <w:pPr>
+              <w:jc w:val="center"/>
+            </w:pPr>
+            <w:r/>
+            <w:r>
+              <w:rPr>
+                <w:rFonts w:ascii="微软雅黑" w:hAnsi="微软雅黑" w:eastAsia="微软雅黑"/>
+                <w:b w:val="0"/>
+                <w:sz w:val="18"/>
+              </w:rPr>
+              <w:t>↑ 上升</w:t>
+            </w:r>
+          </w:p>
+        </w:tc>
+        <w:tc>
+          <w:tcPr>
+            <w:tcW w:type="dxa" w:w="3784"/>
+            <w:shd w:fill="F8F5"/>
+          </w:tcPr>
+          <w:p>
+            <w:pPr>
+              <w:jc w:val="center"/>
+            </w:pPr>
+            <w:r/>
+            <w:r>
+              <w:rPr>
+                <w:rFonts w:ascii="微软雅黑" w:hAnsi="微软雅黑" w:eastAsia="微软雅黑"/>
+                <w:b w:val="0"/>
+                <w:sz w:val="18"/>
+              </w:rPr>
+              <w:t>中</w:t>
+            </w:r>
+          </w:p>
+        </w:tc>
+        <w:tc>
+          <w:tcPr>
+            <w:tcW w:type="dxa" w:w="3784"/>
+            <w:shd w:fill="F8F5"/>
+          </w:tcPr>
+          <w:p>
+            <w:pPr>
+              <w:jc w:val="center"/>
+            </w:pPr>
+            <w:r/>
+            <w:r>
+              <w:rPr>
+                <w:rFonts w:ascii="微软雅黑" w:hAnsi="微软雅黑" w:eastAsia="微软雅黑"/>
+                <w:b w:val="0"/>
+                <w:sz w:val="18"/>
+              </w:rPr>
+              <w:t>西斯客串中卫+库利巴利替补=防线削弱</w:t>
+            </w:r>
+          </w:p>
+        </w:tc>
+      </w:tr>
+      <w:tr>
+        <w:tc>
+          <w:tcPr>
+            <w:tcW w:type="dxa" w:w="3784"/>
+            <w:shd w:fill="F8F5"/>
+          </w:tcPr>
+          <w:p>
+            <w:pPr>
+              <w:jc w:val="left"/>
+            </w:pPr>
+            <w:r/>
+            <w:r>
+              <w:rPr>
+                <w:rFonts w:ascii="微软雅黑" w:hAnsi="微软雅黑" w:eastAsia="微软雅黑"/>
+                <w:b w:val="0"/>
+                <w:sz w:val="18"/>
+              </w:rPr>
+              <w:t>比利时 2-0 概率</w:t>
+            </w:r>
+          </w:p>
+        </w:tc>
+        <w:tc>
+          <w:tcPr>
+            <w:tcW w:type="dxa" w:w="3784"/>
+            <w:shd w:fill="F8F5"/>
+          </w:tcPr>
+          <w:p>
+            <w:pPr>
+              <w:jc w:val="center"/>
+            </w:pPr>
+            <w:r/>
+            <w:r>
+              <w:rPr>
+                <w:rFonts w:ascii="微软雅黑" w:hAnsi="微软雅黑" w:eastAsia="微软雅黑"/>
+                <w:b w:val="0"/>
+                <w:sz w:val="18"/>
+              </w:rPr>
+              <w:t>↑ 上升</w:t>
+            </w:r>
+          </w:p>
+        </w:tc>
+        <w:tc>
+          <w:tcPr>
+            <w:tcW w:type="dxa" w:w="3784"/>
+            <w:shd w:fill="F8F5"/>
+          </w:tcPr>
+          <w:p>
+            <w:pPr>
+              <w:jc w:val="center"/>
+            </w:pPr>
+            <w:r/>
+            <w:r>
+              <w:rPr>
+                <w:rFonts w:ascii="微软雅黑" w:hAnsi="微软雅黑" w:eastAsia="微软雅黑"/>
+                <w:b w:val="0"/>
+                <w:sz w:val="18"/>
+              </w:rPr>
+              <w:t>中</w:t>
+            </w:r>
+          </w:p>
+        </w:tc>
+        <w:tc>
+          <w:tcPr>
+            <w:tcW w:type="dxa" w:w="3784"/>
+            <w:shd w:fill="F8F5"/>
+          </w:tcPr>
+          <w:p>
+            <w:pPr>
+              <w:jc w:val="center"/>
+            </w:pPr>
+            <w:r/>
+            <w:r>
+              <w:rPr>
+                <w:rFonts w:ascii="微软雅黑" w:hAnsi="微软雅黑" w:eastAsia="微软雅黑"/>
+                <w:b w:val="0"/>
+                <w:sz w:val="18"/>
+              </w:rPr>
+              <w:t>德布劳内vs临时中卫=明显突破口</w:t>
+            </w:r>
+          </w:p>
+        </w:tc>
+      </w:tr>
+      <w:tr>
+        <w:tc>
+          <w:tcPr>
+            <w:tcW w:type="dxa" w:w="3784"/>
+            <w:shd w:fill="F2F2"/>
+          </w:tcPr>
+          <w:p>
+            <w:pPr>
+              <w:jc w:val="left"/>
+            </w:pPr>
+            <w:r/>
+            <w:r>
+              <w:rPr>
+                <w:rFonts w:ascii="微软雅黑" w:hAnsi="微软雅黑" w:eastAsia="微软雅黑"/>
+                <w:b w:val="0"/>
+                <w:sz w:val="18"/>
+              </w:rPr>
+              <w:t>塞内加尔冷门概率</w:t>
+            </w:r>
+          </w:p>
+        </w:tc>
+        <w:tc>
+          <w:tcPr>
+            <w:tcW w:type="dxa" w:w="3784"/>
+            <w:shd w:fill="F2F2"/>
+          </w:tcPr>
+          <w:p>
+            <w:pPr>
+              <w:jc w:val="center"/>
+            </w:pPr>
+            <w:r/>
+            <w:r>
+              <w:rPr>
+                <w:rFonts w:ascii="微软雅黑" w:hAnsi="微软雅黑" w:eastAsia="微软雅黑"/>
+                <w:b w:val="0"/>
+                <w:sz w:val="18"/>
+              </w:rPr>
+              <w:t>↓ 下降</w:t>
+            </w:r>
+          </w:p>
+        </w:tc>
+        <w:tc>
+          <w:tcPr>
+            <w:tcW w:type="dxa" w:w="3784"/>
+            <w:shd w:fill="F2F2"/>
+          </w:tcPr>
+          <w:p>
+            <w:pPr>
+              <w:jc w:val="center"/>
+            </w:pPr>
+            <w:r/>
+            <w:r>
+              <w:rPr>
+                <w:rFonts w:ascii="微软雅黑" w:hAnsi="微软雅黑" w:eastAsia="微软雅黑"/>
+                <w:b w:val="0"/>
+                <w:sz w:val="18"/>
+              </w:rPr>
+              <w:t>大</w:t>
+            </w:r>
+          </w:p>
+        </w:tc>
+        <w:tc>
+          <w:tcPr>
+            <w:tcW w:type="dxa" w:w="3784"/>
+            <w:shd w:fill="F2F2"/>
+          </w:tcPr>
+          <w:p>
+            <w:pPr>
+              <w:jc w:val="center"/>
+            </w:pPr>
+            <w:r/>
+            <w:r>
+              <w:rPr>
+                <w:rFonts w:ascii="微软雅黑" w:hAnsi="微软雅黑" w:eastAsia="微软雅黑"/>
+                <w:b w:val="0"/>
+                <w:sz w:val="18"/>
+              </w:rPr>
+              <w:t>防线核心缺失+队长替补</w:t>
+            </w:r>
+          </w:p>
+        </w:tc>
+      </w:tr>
+      <w:tr>
+        <w:tc>
+          <w:tcPr>
+            <w:tcW w:type="dxa" w:w="3784"/>
+          </w:tcPr>
+          <w:p>
+            <w:pPr>
+              <w:jc w:val="left"/>
+            </w:pPr>
+            <w:r/>
+            <w:r>
+              <w:rPr>
+                <w:rFonts w:ascii="微软雅黑" w:hAnsi="微软雅黑" w:eastAsia="微软雅黑"/>
+                <w:b w:val="0"/>
+                <w:sz w:val="18"/>
+              </w:rPr>
+              <w:t>塞内加尔定位球威胁</w:t>
+            </w:r>
+          </w:p>
+        </w:tc>
+        <w:tc>
+          <w:tcPr>
+            <w:tcW w:type="dxa" w:w="3784"/>
+          </w:tcPr>
+          <w:p>
+            <w:pPr>
+              <w:jc w:val="center"/>
+            </w:pPr>
+            <w:r/>
+            <w:r>
+              <w:rPr>
+                <w:rFonts w:ascii="微软雅黑" w:hAnsi="微软雅黑" w:eastAsia="微软雅黑"/>
+                <w:b w:val="0"/>
+                <w:sz w:val="18"/>
+              </w:rPr>
+              <w:t>↓ 下降</w:t>
+            </w:r>
+          </w:p>
+        </w:tc>
+        <w:tc>
+          <w:tcPr>
+            <w:tcW w:type="dxa" w:w="3784"/>
+          </w:tcPr>
+          <w:p>
+            <w:pPr>
+              <w:jc w:val="center"/>
+            </w:pPr>
+            <w:r/>
+            <w:r>
+              <w:rPr>
+                <w:rFonts w:ascii="微软雅黑" w:hAnsi="微软雅黑" w:eastAsia="微软雅黑"/>
+                <w:b w:val="0"/>
+                <w:sz w:val="18"/>
+              </w:rPr>
+              <w:t>大</w:t>
+            </w:r>
+          </w:p>
+        </w:tc>
+        <w:tc>
+          <w:tcPr>
+            <w:tcW w:type="dxa" w:w="3784"/>
+          </w:tcPr>
+          <w:p>
+            <w:pPr>
+              <w:jc w:val="center"/>
+            </w:pPr>
+            <w:r/>
+            <w:r>
+              <w:rPr>
+                <w:rFonts w:ascii="微软雅黑" w:hAnsi="微软雅黑" w:eastAsia="微软雅黑"/>
+                <w:b w:val="0"/>
+                <w:sz w:val="18"/>
+              </w:rPr>
+              <w:t>塞克(原预测7.2分头球威胁)缺阵</w:t>
+            </w:r>
+          </w:p>
+        </w:tc>
+      </w:tr>
+    </w:tbl>
+    <w:p/>
+    <w:p>
+      <w:pPr>
+        <w:spacing w:after="80" w:before="40"/>
+        <w:jc w:val="left"/>
+      </w:pPr>
+      <w:r>
+        <w:rPr>
+          <w:rFonts w:ascii="微软雅黑" w:hAnsi="微软雅黑" w:eastAsia="微软雅黑"/>
+          <w:b/>
+          <w:color w:val="1A1A2E"/>
+          <w:sz w:val="24"/>
+        </w:rPr>
+        <w:t>更新比分预测</w:t>
+      </w:r>
+    </w:p>
+    <w:tbl>
+      <w:tblPr>
+        <w:tblStyle w:val="TableGrid"/>
+        <w:tblW w:type="auto" w:w="0"/>
+        <w:tblLook w:firstColumn="1" w:firstRow="1" w:lastColumn="0" w:lastRow="0" w:noHBand="0" w:noVBand="1" w:val="04A0"/>
+      </w:tblPr>
+      <w:tblGrid>
+        <w:gridCol w:w="3784"/>
+        <w:gridCol w:w="3784"/>
+        <w:gridCol w:w="3784"/>
+        <w:gridCol w:w="3784"/>
+      </w:tblGrid>
+      <w:tr>
+        <w:tc>
+          <w:tcPr>
+            <w:tcW w:type="dxa" w:w="3784"/>
+            <w:shd w:fill="1A1A2E"/>
+          </w:tcPr>
+          <w:p>
+            <w:pPr>
+              <w:jc w:val="center"/>
+            </w:pPr>
+            <w:r/>
+            <w:r>
+              <w:rPr>
+                <w:rFonts w:ascii="微软雅黑" w:hAnsi="微软雅黑" w:eastAsia="微软雅黑"/>
+                <w:b/>
+                <w:color w:val="FFFFFF"/>
+                <w:sz w:val="18"/>
+              </w:rPr>
+              <w:t>类型</w:t>
+            </w:r>
+          </w:p>
+        </w:tc>
+        <w:tc>
+          <w:tcPr>
+            <w:tcW w:type="dxa" w:w="3784"/>
+            <w:shd w:fill="1A1A2E"/>
+          </w:tcPr>
+          <w:p>
+            <w:pPr>
+              <w:jc w:val="center"/>
+            </w:pPr>
+            <w:r/>
+            <w:r>
+              <w:rPr>
+                <w:rFonts w:ascii="微软雅黑" w:hAnsi="微软雅黑" w:eastAsia="微软雅黑"/>
+                <w:b/>
+                <w:color w:val="FFFFFF"/>
+                <w:sz w:val="18"/>
+              </w:rPr>
+              <w:t>比分</w:t>
+            </w:r>
+          </w:p>
+        </w:tc>
+        <w:tc>
+          <w:tcPr>
+            <w:tcW w:type="dxa" w:w="3784"/>
+            <w:shd w:fill="1A1A2E"/>
+          </w:tcPr>
+          <w:p>
+            <w:pPr>
+              <w:jc w:val="center"/>
+            </w:pPr>
+            <w:r/>
+            <w:r>
+              <w:rPr>
+                <w:rFonts w:ascii="微软雅黑" w:hAnsi="微软雅黑" w:eastAsia="微软雅黑"/>
+                <w:b/>
+                <w:color w:val="FFFFFF"/>
+                <w:sz w:val="18"/>
+              </w:rPr>
+              <w:t>半场</w:t>
+            </w:r>
+          </w:p>
+        </w:tc>
+        <w:tc>
+          <w:tcPr>
+            <w:tcW w:type="dxa" w:w="3784"/>
+            <w:shd w:fill="1A1A2E"/>
+          </w:tcPr>
+          <w:p>
+            <w:pPr>
+              <w:jc w:val="center"/>
+            </w:pPr>
+            <w:r/>
+            <w:r>
+              <w:rPr>
+                <w:rFonts w:ascii="微软雅黑" w:hAnsi="微软雅黑" w:eastAsia="微软雅黑"/>
+                <w:b/>
+                <w:color w:val="FFFFFF"/>
+                <w:sz w:val="18"/>
+              </w:rPr>
+              <w:t>说明</w:t>
+            </w:r>
+          </w:p>
+        </w:tc>
+      </w:tr>
+      <w:tr>
+        <w:tc>
+          <w:tcPr>
+            <w:tcW w:type="dxa" w:w="3784"/>
+            <w:shd w:fill="F2F2"/>
+          </w:tcPr>
+          <w:p>
+            <w:pPr>
+              <w:jc w:val="left"/>
+            </w:pPr>
+            <w:r/>
+            <w:r>
+              <w:rPr>
+                <w:rFonts w:ascii="微软雅黑" w:hAnsi="微软雅黑" w:eastAsia="微软雅黑"/>
+                <w:b/>
+                <w:sz w:val="18"/>
+              </w:rPr>
+              <w:t>首选</w:t>
+            </w:r>
+          </w:p>
+        </w:tc>
+        <w:tc>
+          <w:tcPr>
+            <w:tcW w:type="dxa" w:w="3784"/>
+            <w:shd w:fill="F2F2"/>
+          </w:tcPr>
+          <w:p>
+            <w:pPr>
+              <w:jc w:val="center"/>
+            </w:pPr>
+            <w:r/>
+            <w:r>
+              <w:rPr>
+                <w:rFonts w:ascii="微软雅黑" w:hAnsi="微软雅黑" w:eastAsia="微软雅黑"/>
+                <w:b/>
+                <w:sz w:val="18"/>
+              </w:rPr>
+              <w:t>比利时 2-1</w:t>
+            </w:r>
+          </w:p>
+        </w:tc>
+        <w:tc>
+          <w:tcPr>
+            <w:tcW w:type="dxa" w:w="3784"/>
+            <w:shd w:fill="F2F2"/>
+          </w:tcPr>
+          <w:p>
+            <w:pPr>
+              <w:jc w:val="center"/>
+            </w:pPr>
+            <w:r/>
+            <w:r>
+              <w:rPr>
+                <w:rFonts w:ascii="微软雅黑" w:hAnsi="微软雅黑" w:eastAsia="微软雅黑"/>
+                <w:b/>
+                <w:sz w:val="18"/>
+              </w:rPr>
+              <w:t>1-0</w:t>
+            </w:r>
+          </w:p>
+        </w:tc>
+        <w:tc>
+          <w:tcPr>
+            <w:tcW w:type="dxa" w:w="3784"/>
+            <w:shd w:fill="F2F2"/>
+          </w:tcPr>
+          <w:p>
+            <w:pPr>
+              <w:jc w:val="center"/>
+            </w:pPr>
+            <w:r/>
+            <w:r>
+              <w:rPr>
+                <w:rFonts w:ascii="微软雅黑" w:hAnsi="微软雅黑" w:eastAsia="微软雅黑"/>
+                <w:b/>
+                <w:sz w:val="18"/>
+              </w:rPr>
+              <w:t>德布劳内破门→萨尔反击扳平→比利时深度制胜</w:t>
+            </w:r>
+          </w:p>
+        </w:tc>
+      </w:tr>
+      <w:tr>
+        <w:tc>
+          <w:tcPr>
+            <w:tcW w:type="dxa" w:w="3784"/>
+            <w:shd w:fill="F8F5"/>
+          </w:tcPr>
+          <w:p>
+            <w:pPr>
+              <w:jc w:val="left"/>
+            </w:pPr>
+            <w:r/>
+            <w:r>
+              <w:rPr>
+                <w:rFonts w:ascii="微软雅黑" w:hAnsi="微软雅黑" w:eastAsia="微软雅黑"/>
+                <w:b/>
+                <w:sz w:val="18"/>
+              </w:rPr>
+              <w:t>强备选 ↑</w:t>
+            </w:r>
+          </w:p>
+        </w:tc>
+        <w:tc>
+          <w:tcPr>
+            <w:tcW w:type="dxa" w:w="3784"/>
+            <w:shd w:fill="F8F5"/>
+          </w:tcPr>
+          <w:p>
+            <w:pPr>
+              <w:jc w:val="center"/>
+            </w:pPr>
+            <w:r/>
+            <w:r>
+              <w:rPr>
+                <w:rFonts w:ascii="微软雅黑" w:hAnsi="微软雅黑" w:eastAsia="微软雅黑"/>
+                <w:b/>
+                <w:sz w:val="18"/>
+              </w:rPr>
+              <w:t>比利时 2-0</w:t>
+            </w:r>
+          </w:p>
+        </w:tc>
+        <w:tc>
+          <w:tcPr>
+            <w:tcW w:type="dxa" w:w="3784"/>
+            <w:shd w:fill="F8F5"/>
+          </w:tcPr>
+          <w:p>
+            <w:pPr>
+              <w:jc w:val="center"/>
+            </w:pPr>
+            <w:r/>
+            <w:r>
+              <w:rPr>
+                <w:rFonts w:ascii="微软雅黑" w:hAnsi="微软雅黑" w:eastAsia="微软雅黑"/>
+                <w:b/>
+                <w:sz w:val="18"/>
+              </w:rPr>
+              <w:t>1-0</w:t>
+            </w:r>
+          </w:p>
+        </w:tc>
+        <w:tc>
+          <w:tcPr>
+            <w:tcW w:type="dxa" w:w="3784"/>
+            <w:shd w:fill="F8F5"/>
+          </w:tcPr>
+          <w:p>
+            <w:pPr>
+              <w:jc w:val="center"/>
+            </w:pPr>
+            <w:r/>
+            <w:r>
+              <w:rPr>
+                <w:rFonts w:ascii="微软雅黑" w:hAnsi="微软雅黑" w:eastAsia="微软雅黑"/>
+                <w:b/>
+                <w:sz w:val="18"/>
+              </w:rPr>
+              <w:t>首发确认后升级! 西斯客串中卫=突破口→早破门零封</w:t>
+            </w:r>
+          </w:p>
+        </w:tc>
+      </w:tr>
+      <w:tr>
+        <w:tc>
+          <w:tcPr>
+            <w:tcW w:type="dxa" w:w="3784"/>
+            <w:shd w:fill="F2F2"/>
+          </w:tcPr>
+          <w:p>
+            <w:pPr>
+              <w:jc w:val="left"/>
+            </w:pPr>
+            <w:r/>
+            <w:r>
+              <w:rPr>
+                <w:rFonts w:ascii="微软雅黑" w:hAnsi="微软雅黑" w:eastAsia="微软雅黑"/>
+                <w:b w:val="0"/>
+                <w:sz w:val="18"/>
+              </w:rPr>
+              <w:t>备选</w:t>
+            </w:r>
+          </w:p>
+        </w:tc>
+        <w:tc>
+          <w:tcPr>
+            <w:tcW w:type="dxa" w:w="3784"/>
+            <w:shd w:fill="F2F2"/>
+          </w:tcPr>
+          <w:p>
+            <w:pPr>
+              <w:jc w:val="center"/>
+            </w:pPr>
+            <w:r/>
+            <w:r>
+              <w:rPr>
+                <w:rFonts w:ascii="微软雅黑" w:hAnsi="微软雅黑" w:eastAsia="微软雅黑"/>
+                <w:b w:val="0"/>
+                <w:sz w:val="18"/>
+              </w:rPr>
+              <w:t>比利时 1-0</w:t>
+            </w:r>
+          </w:p>
+        </w:tc>
+        <w:tc>
+          <w:tcPr>
+            <w:tcW w:type="dxa" w:w="3784"/>
+            <w:shd w:fill="F2F2"/>
+          </w:tcPr>
+          <w:p>
+            <w:pPr>
+              <w:jc w:val="center"/>
+            </w:pPr>
+            <w:r/>
+            <w:r>
+              <w:rPr>
+                <w:rFonts w:ascii="微软雅黑" w:hAnsi="微软雅黑" w:eastAsia="微软雅黑"/>
+                <w:b w:val="0"/>
+                <w:sz w:val="18"/>
+              </w:rPr>
+              <w:t>0-0</w:t>
+            </w:r>
+          </w:p>
+        </w:tc>
+        <w:tc>
+          <w:tcPr>
+            <w:tcW w:type="dxa" w:w="3784"/>
+            <w:shd w:fill="F2F2"/>
+          </w:tcPr>
+          <w:p>
+            <w:pPr>
+              <w:jc w:val="center"/>
+            </w:pPr>
+            <w:r/>
+            <w:r>
+              <w:rPr>
+                <w:rFonts w:ascii="微软雅黑" w:hAnsi="微软雅黑" w:eastAsia="微软雅黑"/>
+                <w:b w:val="0"/>
+                <w:sz w:val="18"/>
+              </w:rPr>
+              <w:t>极度僵持→德布劳内个人能力</w:t>
+            </w:r>
+          </w:p>
+        </w:tc>
+      </w:tr>
+      <w:tr>
+        <w:tc>
+          <w:tcPr>
+            <w:tcW w:type="dxa" w:w="3784"/>
+          </w:tcPr>
+          <w:p>
+            <w:pPr>
+              <w:jc w:val="left"/>
+            </w:pPr>
+            <w:r/>
+            <w:r>
+              <w:rPr>
+                <w:rFonts w:ascii="微软雅黑" w:hAnsi="微软雅黑" w:eastAsia="微软雅黑"/>
+                <w:b w:val="0"/>
+                <w:sz w:val="18"/>
+              </w:rPr>
+              <w:t>备选</w:t>
+            </w:r>
+          </w:p>
+        </w:tc>
+        <w:tc>
+          <w:tcPr>
+            <w:tcW w:type="dxa" w:w="3784"/>
+          </w:tcPr>
+          <w:p>
+            <w:pPr>
+              <w:jc w:val="center"/>
+            </w:pPr>
+            <w:r/>
+            <w:r>
+              <w:rPr>
+                <w:rFonts w:ascii="微软雅黑" w:hAnsi="微软雅黑" w:eastAsia="微软雅黑"/>
+                <w:b w:val="0"/>
+                <w:sz w:val="18"/>
+              </w:rPr>
+              <w:t>比利时 3-1</w:t>
+            </w:r>
+          </w:p>
+        </w:tc>
+        <w:tc>
+          <w:tcPr>
+            <w:tcW w:type="dxa" w:w="3784"/>
+          </w:tcPr>
+          <w:p>
+            <w:pPr>
+              <w:jc w:val="center"/>
+            </w:pPr>
+            <w:r/>
+            <w:r>
+              <w:rPr>
+                <w:rFonts w:ascii="微软雅黑" w:hAnsi="微软雅黑" w:eastAsia="微软雅黑"/>
+                <w:b w:val="0"/>
+                <w:sz w:val="18"/>
+              </w:rPr>
+              <w:t>1-1</w:t>
+            </w:r>
+          </w:p>
+        </w:tc>
+        <w:tc>
+          <w:tcPr>
+            <w:tcW w:type="dxa" w:w="3784"/>
+          </w:tcPr>
+          <w:p>
+            <w:pPr>
+              <w:jc w:val="center"/>
+            </w:pPr>
+            <w:r/>
+            <w:r>
+              <w:rPr>
+                <w:rFonts w:ascii="微软雅黑" w:hAnsi="微软雅黑" w:eastAsia="微软雅黑"/>
+                <w:b w:val="0"/>
+                <w:sz w:val="18"/>
+              </w:rPr>
+              <w:t>双方对攻→门将差距暴露</w:t>
+            </w:r>
+          </w:p>
+        </w:tc>
+      </w:tr>
+    </w:tbl>
+    <w:p/>
+    <w:p>
+      <w:pPr>
+        <w:spacing w:after="80" w:before="40"/>
+        <w:jc w:val="left"/>
+      </w:pPr>
+      <w:r>
+        <w:rPr>
+          <w:rFonts w:ascii="微软雅黑" w:hAnsi="微软雅黑" w:eastAsia="微软雅黑"/>
+          <w:b/>
+          <w:color w:val="C0392B"/>
+          <w:sz w:val="18"/>
+        </w:rPr>
+        <w:t>结论: 原预测方向正确，首发确认强化了比利时胜出的依据。塞克+库利巴利双替补=塞内加尔防线从“非洲劲旅”降为“临时拼凑”。2-0备选升级为强备选，冷门风险从中下调至中低。</w:t>
+      </w:r>
+    </w:p>
+    <w:p>
+      <w:pPr>
+        <w:spacing w:after="80" w:before="40"/>
+        <w:jc w:val="center"/>
+      </w:pPr>
+      <w:r>
+        <w:rPr>
+          <w:rFonts w:ascii="微软雅黑" w:hAnsi="微软雅黑" w:eastAsia="微软雅黑"/>
+          <w:b w:val="0"/>
+          <w:color w:val="7F8C8D"/>
+          <w:sz w:val="14"/>
+        </w:rPr>
+        <w:t>更新于: 2026年7月2日 03:00 北京时间  |  数据: ESPN API roster确认  |  详见: 2026年7月2日_比利时vs塞内加尔_首发与预测对照.md</w:t>
       </w:r>
     </w:p>
     <w:sectPr>
